--- a/lessons/7-5/readiness/practice.docx
+++ b/lessons/7-5/readiness/practice.docx
@@ -86,7 +86,1535 @@
     </w:p>
     <w:p>
       <w:pPr>
-        <w:spacing w:after="120" w:before="0"/>
+        <w:spacing w:after="60" w:before="120"/>
+      </w:pPr>
+      <w:r>
+        <w:rPr>
+          <w:b/>
+          <w:bCs/>
+          <w:color w:val="0F2B3C"/>
+          <w:sz w:val="24"/>
+          <w:szCs w:val="24"/>
+        </w:rPr>
+        <w:t xml:space="preserve">Vocabulary Anchor Box</w:t>
+      </w:r>
+    </w:p>
+    <w:tbl>
+      <w:tblPr>
+        <w:tblW w:type="dxa" w:w="9360"/>
+        <w:tblBorders>
+          <w:top w:val="single" w:color="C7D2DD" w:sz="6"/>
+          <w:left w:val="single" w:color="C7D2DD" w:sz="6"/>
+          <w:bottom w:val="single" w:color="C7D2DD" w:sz="6"/>
+          <w:right w:val="single" w:color="C7D2DD" w:sz="6"/>
+          <w:insideH w:val="single" w:color="C7D2DD" w:sz="6"/>
+          <w:insideV w:val="single" w:color="C7D2DD" w:sz="6"/>
+        </w:tblBorders>
+      </w:tblPr>
+      <w:tblGrid>
+        <w:gridCol w:w="1800"/>
+        <w:gridCol w:w="3160"/>
+        <w:gridCol w:w="2200"/>
+        <w:gridCol w:w="2200"/>
+      </w:tblGrid>
+      <w:tr>
+        <w:trPr>
+          <w:cantSplit/>
+          <w:tblHeader/>
+        </w:trPr>
+        <w:tc>
+          <w:tcPr>
+            <w:tcW w:type="dxa" w:w="1800"/>
+            <w:shd w:fill="EEF4F8" w:color="auto" w:val="clear"/>
+            <w:tcMar>
+              <w:top w:type="dxa" w:w="60"/>
+              <w:left w:type="dxa" w:w="100"/>
+              <w:bottom w:type="dxa" w:w="60"/>
+              <w:right w:type="dxa" w:w="100"/>
+            </w:tcMar>
+          </w:tcPr>
+          <w:p>
+            <w:pPr>
+              <w:spacing w:after="0" w:before="0"/>
+            </w:pPr>
+            <w:r>
+              <w:rPr>
+                <w:b/>
+                <w:bCs/>
+                <w:color w:val="0F2B3C"/>
+                <w:sz w:val="18"/>
+                <w:szCs w:val="18"/>
+              </w:rPr>
+              <w:t xml:space="preserve">Concept Term</w:t>
+            </w:r>
+          </w:p>
+        </w:tc>
+        <w:tc>
+          <w:tcPr>
+            <w:tcW w:type="dxa" w:w="3160"/>
+            <w:shd w:fill="EEF4F8" w:color="auto" w:val="clear"/>
+            <w:tcMar>
+              <w:top w:type="dxa" w:w="60"/>
+              <w:left w:type="dxa" w:w="100"/>
+              <w:bottom w:type="dxa" w:w="60"/>
+              <w:right w:type="dxa" w:w="100"/>
+            </w:tcMar>
+          </w:tcPr>
+          <w:p>
+            <w:pPr>
+              <w:spacing w:after="0" w:before="0"/>
+            </w:pPr>
+            <w:r>
+              <w:rPr>
+                <w:b/>
+                <w:bCs/>
+                <w:color w:val="0F2B3C"/>
+                <w:sz w:val="18"/>
+                <w:szCs w:val="18"/>
+              </w:rPr>
+              <w:t xml:space="preserve">Student-Friendly Definition</w:t>
+            </w:r>
+          </w:p>
+        </w:tc>
+        <w:tc>
+          <w:tcPr>
+            <w:tcW w:type="dxa" w:w="2200"/>
+            <w:shd w:fill="EEF4F8" w:color="auto" w:val="clear"/>
+            <w:tcMar>
+              <w:top w:type="dxa" w:w="60"/>
+              <w:left w:type="dxa" w:w="100"/>
+              <w:bottom w:type="dxa" w:w="60"/>
+              <w:right w:type="dxa" w:w="100"/>
+            </w:tcMar>
+          </w:tcPr>
+          <w:p>
+            <w:pPr>
+              <w:spacing w:after="0" w:before="0"/>
+            </w:pPr>
+            <w:r>
+              <w:rPr>
+                <w:b/>
+                <w:bCs/>
+                <w:color w:val="0F2B3C"/>
+                <w:sz w:val="18"/>
+                <w:szCs w:val="18"/>
+              </w:rPr>
+              <w:t xml:space="preserve">Non-Example</w:t>
+            </w:r>
+          </w:p>
+        </w:tc>
+        <w:tc>
+          <w:tcPr>
+            <w:tcW w:type="dxa" w:w="2200"/>
+            <w:shd w:fill="EEF4F8" w:color="auto" w:val="clear"/>
+            <w:tcMar>
+              <w:top w:type="dxa" w:w="60"/>
+              <w:left w:type="dxa" w:w="100"/>
+              <w:bottom w:type="dxa" w:w="60"/>
+              <w:right w:type="dxa" w:w="100"/>
+            </w:tcMar>
+          </w:tcPr>
+          <w:p>
+            <w:pPr>
+              <w:spacing w:after="0" w:before="0"/>
+            </w:pPr>
+            <w:r>
+              <w:rPr>
+                <w:b/>
+                <w:bCs/>
+                <w:color w:val="0F2B3C"/>
+                <w:sz w:val="18"/>
+                <w:szCs w:val="18"/>
+              </w:rPr>
+              <w:t xml:space="preserve">Visual Clue</w:t>
+            </w:r>
+          </w:p>
+        </w:tc>
+      </w:tr>
+      <w:tr>
+        <w:trPr>
+          <w:cantSplit/>
+        </w:trPr>
+        <w:tc>
+          <w:tcPr>
+            <w:tcW w:type="dxa" w:w="1800"/>
+            <w:tcMar>
+              <w:top w:type="dxa" w:w="60"/>
+              <w:left w:type="dxa" w:w="100"/>
+              <w:bottom w:type="dxa" w:w="60"/>
+              <w:right w:type="dxa" w:w="100"/>
+            </w:tcMar>
+            <w:vAlign w:val="top"/>
+          </w:tcPr>
+          <w:p>
+            <w:pPr>
+              <w:spacing w:after="20" w:before="0"/>
+            </w:pPr>
+            <w:r>
+              <w:rPr>
+                <w:b/>
+                <w:bCs/>
+                <w:color w:val="0F2B3C"/>
+                <w:sz w:val="20"/>
+                <w:szCs w:val="20"/>
+              </w:rPr>
+              <w:t xml:space="preserve">Graph on the Coordinate Plane</w:t>
+            </w:r>
+          </w:p>
+          <w:p>
+            <w:pPr>
+              <w:spacing w:after="0" w:before="0"/>
+            </w:pPr>
+            <w:r>
+              <w:rPr>
+                <w:i/>
+                <w:iCs/>
+                <w:color w:val="5E6E7E"/>
+                <w:sz w:val="18"/>
+                <w:szCs w:val="18"/>
+              </w:rPr>
+              <w:t xml:space="preserve">Representar en el plano de coordenadas</w:t>
+            </w:r>
+          </w:p>
+        </w:tc>
+        <w:tc>
+          <w:tcPr>
+            <w:tcW w:type="dxa" w:w="3160"/>
+            <w:tcMar>
+              <w:top w:type="dxa" w:w="60"/>
+              <w:left w:type="dxa" w:w="100"/>
+              <w:bottom w:type="dxa" w:w="60"/>
+              <w:right w:type="dxa" w:w="100"/>
+            </w:tcMar>
+            <w:vAlign w:val="top"/>
+          </w:tcPr>
+          <w:p>
+            <w:pPr>
+              <w:spacing w:after="0" w:before="0"/>
+            </w:pPr>
+            <w:r>
+              <w:rPr>
+                <w:sz w:val="19"/>
+                <w:szCs w:val="19"/>
+              </w:rPr>
+              <w:t xml:space="preserve">Plot a point by moving horizontally to its x-coordinate and vertically to its y-coordinate.</w:t>
+            </w:r>
+          </w:p>
+        </w:tc>
+        <w:tc>
+          <w:tcPr>
+            <w:tcW w:type="dxa" w:w="2200"/>
+            <w:tcMar>
+              <w:top w:type="dxa" w:w="60"/>
+              <w:left w:type="dxa" w:w="100"/>
+              <w:bottom w:type="dxa" w:w="60"/>
+              <w:right w:type="dxa" w:w="100"/>
+            </w:tcMar>
+            <w:vAlign w:val="top"/>
+          </w:tcPr>
+          <w:p>
+            <w:pPr>
+              <w:spacing w:after="30" w:before="0"/>
+            </w:pPr>
+            <w:r>
+              <w:rPr>
+                <w:i/>
+                <w:iCs/>
+                <w:color w:val="5E6E7E"/>
+                <w:sz w:val="18"/>
+                <w:szCs w:val="18"/>
+              </w:rPr>
+              <w:t xml:space="preserve">Not Graph on the Coordinate Plane: write a counter-example that does not fit the rule.</w:t>
+            </w:r>
+          </w:p>
+          <w:p>
+            <w:pPr>
+              <w:spacing w:after="50" w:before="0"/>
+            </w:pPr>
+            <w:r>
+              <w:rPr>
+                <w:color w:val="BBBBBB"/>
+                <w:sz w:val="18"/>
+                <w:szCs w:val="18"/>
+              </w:rPr>
+              <w:t xml:space="preserve">____________________________</w:t>
+            </w:r>
+          </w:p>
+        </w:tc>
+        <w:tc>
+          <w:tcPr>
+            <w:tcW w:type="dxa" w:w="2200"/>
+            <w:tcMar>
+              <w:top w:type="dxa" w:w="60"/>
+              <w:left w:type="dxa" w:w="100"/>
+              <w:bottom w:type="dxa" w:w="60"/>
+              <w:right w:type="dxa" w:w="100"/>
+            </w:tcMar>
+            <w:vAlign w:val="top"/>
+          </w:tcPr>
+          <w:p>
+            <w:pPr>
+              <w:spacing w:after="0" w:before="0"/>
+            </w:pPr>
+            <w:r>
+              <w:rPr>
+                <w:i/>
+                <w:iCs/>
+                <w:color w:val="5E6E7E"/>
+                <w:sz w:val="18"/>
+                <w:szCs w:val="18"/>
+              </w:rPr>
+              <w:t xml:space="preserve">For (3, −2), move right 3 and down 2.</w:t>
+            </w:r>
+          </w:p>
+        </w:tc>
+      </w:tr>
+      <w:tr>
+        <w:trPr>
+          <w:cantSplit/>
+        </w:trPr>
+        <w:tc>
+          <w:tcPr>
+            <w:tcW w:type="dxa" w:w="1800"/>
+            <w:tcMar>
+              <w:top w:type="dxa" w:w="60"/>
+              <w:left w:type="dxa" w:w="100"/>
+              <w:bottom w:type="dxa" w:w="60"/>
+              <w:right w:type="dxa" w:w="100"/>
+            </w:tcMar>
+            <w:vAlign w:val="top"/>
+          </w:tcPr>
+          <w:p>
+            <w:pPr>
+              <w:spacing w:after="20" w:before="0"/>
+            </w:pPr>
+            <w:r>
+              <w:rPr>
+                <w:b/>
+                <w:bCs/>
+                <w:color w:val="0F2B3C"/>
+                <w:sz w:val="20"/>
+                <w:szCs w:val="20"/>
+              </w:rPr>
+              <w:t xml:space="preserve">Coordinate plane</w:t>
+            </w:r>
+          </w:p>
+          <w:p>
+            <w:pPr>
+              <w:spacing w:after="0" w:before="0"/>
+            </w:pPr>
+            <w:r>
+              <w:rPr>
+                <w:i/>
+                <w:iCs/>
+                <w:color w:val="5E6E7E"/>
+                <w:sz w:val="18"/>
+                <w:szCs w:val="18"/>
+              </w:rPr>
+              <w:t xml:space="preserve">Plano cartesiano</w:t>
+            </w:r>
+          </w:p>
+        </w:tc>
+        <w:tc>
+          <w:tcPr>
+            <w:tcW w:type="dxa" w:w="3160"/>
+            <w:tcMar>
+              <w:top w:type="dxa" w:w="60"/>
+              <w:left w:type="dxa" w:w="100"/>
+              <w:bottom w:type="dxa" w:w="60"/>
+              <w:right w:type="dxa" w:w="100"/>
+            </w:tcMar>
+            <w:vAlign w:val="top"/>
+          </w:tcPr>
+          <w:p>
+            <w:pPr>
+              <w:spacing w:after="0" w:before="0"/>
+            </w:pPr>
+            <w:r>
+              <w:rPr>
+                <w:sz w:val="19"/>
+                <w:szCs w:val="19"/>
+              </w:rPr>
+              <w:t xml:space="preserve">A grid with a line going across and a line going up to plot points.</w:t>
+            </w:r>
+          </w:p>
+        </w:tc>
+        <w:tc>
+          <w:tcPr>
+            <w:tcW w:type="dxa" w:w="2200"/>
+            <w:tcMar>
+              <w:top w:type="dxa" w:w="60"/>
+              <w:left w:type="dxa" w:w="100"/>
+              <w:bottom w:type="dxa" w:w="60"/>
+              <w:right w:type="dxa" w:w="100"/>
+            </w:tcMar>
+            <w:vAlign w:val="top"/>
+          </w:tcPr>
+          <w:p>
+            <w:pPr>
+              <w:spacing w:after="30" w:before="0"/>
+            </w:pPr>
+            <w:r>
+              <w:rPr>
+                <w:i/>
+                <w:iCs/>
+                <w:color w:val="5E6E7E"/>
+                <w:sz w:val="18"/>
+                <w:szCs w:val="18"/>
+              </w:rPr>
+              <w:t xml:space="preserve">Not Coordinate plane: write a counter-example that does not fit the rule.</w:t>
+            </w:r>
+          </w:p>
+          <w:p>
+            <w:pPr>
+              <w:spacing w:after="50" w:before="0"/>
+            </w:pPr>
+            <w:r>
+              <w:rPr>
+                <w:color w:val="BBBBBB"/>
+                <w:sz w:val="18"/>
+                <w:szCs w:val="18"/>
+              </w:rPr>
+              <w:t xml:space="preserve">____________________________</w:t>
+            </w:r>
+          </w:p>
+        </w:tc>
+        <w:tc>
+          <w:tcPr>
+            <w:tcW w:type="dxa" w:w="2200"/>
+            <w:tcMar>
+              <w:top w:type="dxa" w:w="60"/>
+              <w:left w:type="dxa" w:w="100"/>
+              <w:bottom w:type="dxa" w:w="60"/>
+              <w:right w:type="dxa" w:w="100"/>
+            </w:tcMar>
+            <w:vAlign w:val="top"/>
+          </w:tcPr>
+          <w:p>
+            <w:pPr>
+              <w:spacing w:after="0" w:before="0"/>
+            </w:pPr>
+            <w:r>
+              <w:rPr>
+                <w:i/>
+                <w:iCs/>
+                <w:color w:val="5E6E7E"/>
+                <w:sz w:val="18"/>
+                <w:szCs w:val="18"/>
+              </w:rPr>
+              <w:t xml:space="preserve">A grid with a horizontal line (x-axis) crossing a vertical line (y-axis), making four sections</w:t>
+            </w:r>
+          </w:p>
+        </w:tc>
+      </w:tr>
+      <w:tr>
+        <w:trPr>
+          <w:cantSplit/>
+        </w:trPr>
+        <w:tc>
+          <w:tcPr>
+            <w:tcW w:type="dxa" w:w="1800"/>
+            <w:tcMar>
+              <w:top w:type="dxa" w:w="60"/>
+              <w:left w:type="dxa" w:w="100"/>
+              <w:bottom w:type="dxa" w:w="60"/>
+              <w:right w:type="dxa" w:w="100"/>
+            </w:tcMar>
+            <w:vAlign w:val="top"/>
+          </w:tcPr>
+          <w:p>
+            <w:pPr>
+              <w:spacing w:after="20" w:before="0"/>
+            </w:pPr>
+            <w:r>
+              <w:rPr>
+                <w:b/>
+                <w:bCs/>
+                <w:color w:val="0F2B3C"/>
+                <w:sz w:val="20"/>
+                <w:szCs w:val="20"/>
+              </w:rPr>
+              <w:t xml:space="preserve">Ordered pair</w:t>
+            </w:r>
+          </w:p>
+          <w:p>
+            <w:pPr>
+              <w:spacing w:after="0" w:before="0"/>
+            </w:pPr>
+            <w:r>
+              <w:rPr>
+                <w:i/>
+                <w:iCs/>
+                <w:color w:val="5E6E7E"/>
+                <w:sz w:val="18"/>
+                <w:szCs w:val="18"/>
+              </w:rPr>
+              <w:t xml:space="preserve">Par ordenado</w:t>
+            </w:r>
+          </w:p>
+        </w:tc>
+        <w:tc>
+          <w:tcPr>
+            <w:tcW w:type="dxa" w:w="3160"/>
+            <w:tcMar>
+              <w:top w:type="dxa" w:w="60"/>
+              <w:left w:type="dxa" w:w="100"/>
+              <w:bottom w:type="dxa" w:w="60"/>
+              <w:right w:type="dxa" w:w="100"/>
+            </w:tcMar>
+            <w:vAlign w:val="top"/>
+          </w:tcPr>
+          <w:p>
+            <w:pPr>
+              <w:spacing w:after="0" w:before="0"/>
+            </w:pPr>
+            <w:r>
+              <w:rPr>
+                <w:sz w:val="19"/>
+                <w:szCs w:val="19"/>
+              </w:rPr>
+              <w:t xml:space="preserve">Two numbers (x, y) that tell where a point is on a grid.</w:t>
+            </w:r>
+          </w:p>
+        </w:tc>
+        <w:tc>
+          <w:tcPr>
+            <w:tcW w:type="dxa" w:w="2200"/>
+            <w:tcMar>
+              <w:top w:type="dxa" w:w="60"/>
+              <w:left w:type="dxa" w:w="100"/>
+              <w:bottom w:type="dxa" w:w="60"/>
+              <w:right w:type="dxa" w:w="100"/>
+            </w:tcMar>
+            <w:vAlign w:val="top"/>
+          </w:tcPr>
+          <w:p>
+            <w:pPr>
+              <w:spacing w:after="30" w:before="0"/>
+            </w:pPr>
+            <w:r>
+              <w:rPr>
+                <w:i/>
+                <w:iCs/>
+                <w:color w:val="5E6E7E"/>
+                <w:sz w:val="18"/>
+                <w:szCs w:val="18"/>
+              </w:rPr>
+              <w:t xml:space="preserve">Not Ordered pair: write a counter-example that does not fit the rule.</w:t>
+            </w:r>
+          </w:p>
+          <w:p>
+            <w:pPr>
+              <w:spacing w:after="50" w:before="0"/>
+            </w:pPr>
+            <w:r>
+              <w:rPr>
+                <w:color w:val="BBBBBB"/>
+                <w:sz w:val="18"/>
+                <w:szCs w:val="18"/>
+              </w:rPr>
+              <w:t xml:space="preserve">____________________________</w:t>
+            </w:r>
+          </w:p>
+        </w:tc>
+        <w:tc>
+          <w:tcPr>
+            <w:tcW w:type="dxa" w:w="2200"/>
+            <w:tcMar>
+              <w:top w:type="dxa" w:w="60"/>
+              <w:left w:type="dxa" w:w="100"/>
+              <w:bottom w:type="dxa" w:w="60"/>
+              <w:right w:type="dxa" w:w="100"/>
+            </w:tcMar>
+            <w:vAlign w:val="top"/>
+          </w:tcPr>
+          <w:p>
+            <w:pPr>
+              <w:spacing w:after="0" w:before="0"/>
+            </w:pPr>
+            <w:r>
+              <w:rPr>
+                <w:i/>
+                <w:iCs/>
+                <w:color w:val="5E6E7E"/>
+                <w:sz w:val="18"/>
+                <w:szCs w:val="18"/>
+              </w:rPr>
+              <w:t xml:space="preserve">(3, 5) means move right 3 from the origin, then up 5</w:t>
+            </w:r>
+          </w:p>
+        </w:tc>
+      </w:tr>
+      <w:tr>
+        <w:trPr>
+          <w:cantSplit/>
+        </w:trPr>
+        <w:tc>
+          <w:tcPr>
+            <w:tcW w:type="dxa" w:w="1800"/>
+            <w:tcMar>
+              <w:top w:type="dxa" w:w="60"/>
+              <w:left w:type="dxa" w:w="100"/>
+              <w:bottom w:type="dxa" w:w="60"/>
+              <w:right w:type="dxa" w:w="100"/>
+            </w:tcMar>
+            <w:vAlign w:val="top"/>
+          </w:tcPr>
+          <w:p>
+            <w:pPr>
+              <w:spacing w:after="20" w:before="0"/>
+            </w:pPr>
+            <w:r>
+              <w:rPr>
+                <w:b/>
+                <w:bCs/>
+                <w:color w:val="0F2B3C"/>
+                <w:sz w:val="20"/>
+                <w:szCs w:val="20"/>
+              </w:rPr>
+              <w:t xml:space="preserve">Origin</w:t>
+            </w:r>
+          </w:p>
+          <w:p>
+            <w:pPr>
+              <w:spacing w:after="0" w:before="0"/>
+            </w:pPr>
+            <w:r>
+              <w:rPr>
+                <w:i/>
+                <w:iCs/>
+                <w:color w:val="5E6E7E"/>
+                <w:sz w:val="18"/>
+                <w:szCs w:val="18"/>
+              </w:rPr>
+              <w:t xml:space="preserve">Origen</w:t>
+            </w:r>
+          </w:p>
+        </w:tc>
+        <w:tc>
+          <w:tcPr>
+            <w:tcW w:type="dxa" w:w="3160"/>
+            <w:tcMar>
+              <w:top w:type="dxa" w:w="60"/>
+              <w:left w:type="dxa" w:w="100"/>
+              <w:bottom w:type="dxa" w:w="60"/>
+              <w:right w:type="dxa" w:w="100"/>
+            </w:tcMar>
+            <w:vAlign w:val="top"/>
+          </w:tcPr>
+          <w:p>
+            <w:pPr>
+              <w:spacing w:after="0" w:before="0"/>
+            </w:pPr>
+            <w:r>
+              <w:rPr>
+                <w:sz w:val="19"/>
+                <w:szCs w:val="19"/>
+              </w:rPr>
+              <w:t xml:space="preserve">The point (0, 0) where the two grid lines cross.</w:t>
+            </w:r>
+          </w:p>
+        </w:tc>
+        <w:tc>
+          <w:tcPr>
+            <w:tcW w:type="dxa" w:w="2200"/>
+            <w:tcMar>
+              <w:top w:type="dxa" w:w="60"/>
+              <w:left w:type="dxa" w:w="100"/>
+              <w:bottom w:type="dxa" w:w="60"/>
+              <w:right w:type="dxa" w:w="100"/>
+            </w:tcMar>
+            <w:vAlign w:val="top"/>
+          </w:tcPr>
+          <w:p>
+            <w:pPr>
+              <w:spacing w:after="30" w:before="0"/>
+            </w:pPr>
+            <w:r>
+              <w:rPr>
+                <w:i/>
+                <w:iCs/>
+                <w:color w:val="5E6E7E"/>
+                <w:sz w:val="18"/>
+                <w:szCs w:val="18"/>
+              </w:rPr>
+              <w:t xml:space="preserve">Not Origin: write a counter-example that does not fit the rule.</w:t>
+            </w:r>
+          </w:p>
+          <w:p>
+            <w:pPr>
+              <w:spacing w:after="50" w:before="0"/>
+            </w:pPr>
+            <w:r>
+              <w:rPr>
+                <w:color w:val="BBBBBB"/>
+                <w:sz w:val="18"/>
+                <w:szCs w:val="18"/>
+              </w:rPr>
+              <w:t xml:space="preserve">____________________________</w:t>
+            </w:r>
+          </w:p>
+        </w:tc>
+        <w:tc>
+          <w:tcPr>
+            <w:tcW w:type="dxa" w:w="2200"/>
+            <w:tcMar>
+              <w:top w:type="dxa" w:w="60"/>
+              <w:left w:type="dxa" w:w="100"/>
+              <w:bottom w:type="dxa" w:w="60"/>
+              <w:right w:type="dxa" w:w="100"/>
+            </w:tcMar>
+            <w:vAlign w:val="top"/>
+          </w:tcPr>
+          <w:p>
+            <w:pPr>
+              <w:spacing w:after="0" w:before="0"/>
+            </w:pPr>
+            <w:r>
+              <w:rPr>
+                <w:i/>
+                <w:iCs/>
+                <w:color w:val="5E6E7E"/>
+                <w:sz w:val="18"/>
+                <w:szCs w:val="18"/>
+              </w:rPr>
+              <w:t xml:space="preserve">The starting point at the center where both axes cross — (0, 0)</w:t>
+            </w:r>
+          </w:p>
+        </w:tc>
+      </w:tr>
+      <w:tr>
+        <w:trPr>
+          <w:cantSplit/>
+        </w:trPr>
+        <w:tc>
+          <w:tcPr>
+            <w:tcW w:type="dxa" w:w="1800"/>
+            <w:tcMar>
+              <w:top w:type="dxa" w:w="60"/>
+              <w:left w:type="dxa" w:w="100"/>
+              <w:bottom w:type="dxa" w:w="60"/>
+              <w:right w:type="dxa" w:w="100"/>
+            </w:tcMar>
+            <w:vAlign w:val="top"/>
+          </w:tcPr>
+          <w:p>
+            <w:pPr>
+              <w:spacing w:after="20" w:before="0"/>
+            </w:pPr>
+            <w:r>
+              <w:rPr>
+                <w:b/>
+                <w:bCs/>
+                <w:color w:val="0F2B3C"/>
+                <w:sz w:val="20"/>
+                <w:szCs w:val="20"/>
+              </w:rPr>
+              <w:t xml:space="preserve">Quadrant</w:t>
+            </w:r>
+          </w:p>
+          <w:p>
+            <w:pPr>
+              <w:spacing w:after="0" w:before="0"/>
+            </w:pPr>
+            <w:r>
+              <w:rPr>
+                <w:i/>
+                <w:iCs/>
+                <w:color w:val="5E6E7E"/>
+                <w:sz w:val="18"/>
+                <w:szCs w:val="18"/>
+              </w:rPr>
+              <w:t xml:space="preserve">Cuadrante</w:t>
+            </w:r>
+          </w:p>
+        </w:tc>
+        <w:tc>
+          <w:tcPr>
+            <w:tcW w:type="dxa" w:w="3160"/>
+            <w:tcMar>
+              <w:top w:type="dxa" w:w="60"/>
+              <w:left w:type="dxa" w:w="100"/>
+              <w:bottom w:type="dxa" w:w="60"/>
+              <w:right w:type="dxa" w:w="100"/>
+            </w:tcMar>
+            <w:vAlign w:val="top"/>
+          </w:tcPr>
+          <w:p>
+            <w:pPr>
+              <w:spacing w:after="0" w:before="0"/>
+            </w:pPr>
+            <w:r>
+              <w:rPr>
+                <w:sz w:val="19"/>
+                <w:szCs w:val="19"/>
+              </w:rPr>
+              <w:t xml:space="preserve">One of the four parts of a coordinate grid, numbered I to IV.</w:t>
+            </w:r>
+          </w:p>
+        </w:tc>
+        <w:tc>
+          <w:tcPr>
+            <w:tcW w:type="dxa" w:w="2200"/>
+            <w:tcMar>
+              <w:top w:type="dxa" w:w="60"/>
+              <w:left w:type="dxa" w:w="100"/>
+              <w:bottom w:type="dxa" w:w="60"/>
+              <w:right w:type="dxa" w:w="100"/>
+            </w:tcMar>
+            <w:vAlign w:val="top"/>
+          </w:tcPr>
+          <w:p>
+            <w:pPr>
+              <w:spacing w:after="30" w:before="0"/>
+            </w:pPr>
+            <w:r>
+              <w:rPr>
+                <w:i/>
+                <w:iCs/>
+                <w:color w:val="5E6E7E"/>
+                <w:sz w:val="18"/>
+                <w:szCs w:val="18"/>
+              </w:rPr>
+              <w:t xml:space="preserve">Not Quadrant: write a counter-example that does not fit the rule.</w:t>
+            </w:r>
+          </w:p>
+          <w:p>
+            <w:pPr>
+              <w:spacing w:after="50" w:before="0"/>
+            </w:pPr>
+            <w:r>
+              <w:rPr>
+                <w:color w:val="BBBBBB"/>
+                <w:sz w:val="18"/>
+                <w:szCs w:val="18"/>
+              </w:rPr>
+              <w:t xml:space="preserve">____________________________</w:t>
+            </w:r>
+          </w:p>
+        </w:tc>
+        <w:tc>
+          <w:tcPr>
+            <w:tcW w:type="dxa" w:w="2200"/>
+            <w:tcMar>
+              <w:top w:type="dxa" w:w="60"/>
+              <w:left w:type="dxa" w:w="100"/>
+              <w:bottom w:type="dxa" w:w="60"/>
+              <w:right w:type="dxa" w:w="100"/>
+            </w:tcMar>
+            <w:vAlign w:val="top"/>
+          </w:tcPr>
+          <w:p>
+            <w:pPr>
+              <w:spacing w:after="0" w:before="0"/>
+            </w:pPr>
+            <w:r>
+              <w:rPr>
+                <w:i/>
+                <w:iCs/>
+                <w:color w:val="5E6E7E"/>
+                <w:sz w:val="18"/>
+                <w:szCs w:val="18"/>
+              </w:rPr>
+              <w:t xml:space="preserve">I (+,+) top-right, II (-,+) top-left, III (-,-) bottom-left, IV (+,-) bottom-right</w:t>
+            </w:r>
+          </w:p>
+        </w:tc>
+      </w:tr>
+      <w:tr>
+        <w:trPr>
+          <w:cantSplit/>
+        </w:trPr>
+        <w:tc>
+          <w:tcPr>
+            <w:tcW w:type="dxa" w:w="1800"/>
+            <w:tcMar>
+              <w:top w:type="dxa" w:w="60"/>
+              <w:left w:type="dxa" w:w="100"/>
+              <w:bottom w:type="dxa" w:w="60"/>
+              <w:right w:type="dxa" w:w="100"/>
+            </w:tcMar>
+            <w:vAlign w:val="top"/>
+          </w:tcPr>
+          <w:p>
+            <w:pPr>
+              <w:spacing w:after="20" w:before="0"/>
+            </w:pPr>
+            <w:r>
+              <w:rPr>
+                <w:b/>
+                <w:bCs/>
+                <w:color w:val="0F2B3C"/>
+                <w:sz w:val="20"/>
+                <w:szCs w:val="20"/>
+              </w:rPr>
+              <w:t xml:space="preserve">Reflection</w:t>
+            </w:r>
+          </w:p>
+          <w:p>
+            <w:pPr>
+              <w:spacing w:after="0" w:before="0"/>
+            </w:pPr>
+            <w:r>
+              <w:rPr>
+                <w:i/>
+                <w:iCs/>
+                <w:color w:val="5E6E7E"/>
+                <w:sz w:val="18"/>
+                <w:szCs w:val="18"/>
+              </w:rPr>
+              <w:t xml:space="preserve">Reflexión</w:t>
+            </w:r>
+          </w:p>
+        </w:tc>
+        <w:tc>
+          <w:tcPr>
+            <w:tcW w:type="dxa" w:w="3160"/>
+            <w:tcMar>
+              <w:top w:type="dxa" w:w="60"/>
+              <w:left w:type="dxa" w:w="100"/>
+              <w:bottom w:type="dxa" w:w="60"/>
+              <w:right w:type="dxa" w:w="100"/>
+            </w:tcMar>
+            <w:vAlign w:val="top"/>
+          </w:tcPr>
+          <w:p>
+            <w:pPr>
+              <w:spacing w:after="0" w:before="0"/>
+            </w:pPr>
+            <w:r>
+              <w:rPr>
+                <w:sz w:val="19"/>
+                <w:szCs w:val="19"/>
+              </w:rPr>
+              <w:t xml:space="preserve">A flipped, mirror image across a line.</w:t>
+            </w:r>
+          </w:p>
+        </w:tc>
+        <w:tc>
+          <w:tcPr>
+            <w:tcW w:type="dxa" w:w="2200"/>
+            <w:tcMar>
+              <w:top w:type="dxa" w:w="60"/>
+              <w:left w:type="dxa" w:w="100"/>
+              <w:bottom w:type="dxa" w:w="60"/>
+              <w:right w:type="dxa" w:w="100"/>
+            </w:tcMar>
+            <w:vAlign w:val="top"/>
+          </w:tcPr>
+          <w:p>
+            <w:pPr>
+              <w:spacing w:after="30" w:before="0"/>
+            </w:pPr>
+            <w:r>
+              <w:rPr>
+                <w:i/>
+                <w:iCs/>
+                <w:color w:val="5E6E7E"/>
+                <w:sz w:val="18"/>
+                <w:szCs w:val="18"/>
+              </w:rPr>
+              <w:t xml:space="preserve">Not Reflection: write a counter-example that does not fit the rule.</w:t>
+            </w:r>
+          </w:p>
+          <w:p>
+            <w:pPr>
+              <w:spacing w:after="50" w:before="0"/>
+            </w:pPr>
+            <w:r>
+              <w:rPr>
+                <w:color w:val="BBBBBB"/>
+                <w:sz w:val="18"/>
+                <w:szCs w:val="18"/>
+              </w:rPr>
+              <w:t xml:space="preserve">____________________________</w:t>
+            </w:r>
+          </w:p>
+        </w:tc>
+        <w:tc>
+          <w:tcPr>
+            <w:tcW w:type="dxa" w:w="2200"/>
+            <w:tcMar>
+              <w:top w:type="dxa" w:w="60"/>
+              <w:left w:type="dxa" w:w="100"/>
+              <w:bottom w:type="dxa" w:w="60"/>
+              <w:right w:type="dxa" w:w="100"/>
+            </w:tcMar>
+            <w:vAlign w:val="top"/>
+          </w:tcPr>
+          <w:p>
+            <w:pPr>
+              <w:spacing w:after="0" w:before="0"/>
+            </w:pPr>
+            <w:r>
+              <w:rPr>
+                <w:i/>
+                <w:iCs/>
+                <w:color w:val="5E6E7E"/>
+                <w:sz w:val="18"/>
+                <w:szCs w:val="18"/>
+              </w:rPr>
+              <w:t xml:space="preserve">(3, 2) reflected over the x-axis becomes (3, -2) — same x, opposite y</w:t>
+            </w:r>
+          </w:p>
+        </w:tc>
+      </w:tr>
+      <w:tr>
+        <w:trPr>
+          <w:cantSplit/>
+        </w:trPr>
+        <w:tc>
+          <w:tcPr>
+            <w:tcW w:type="dxa" w:w="1800"/>
+            <w:tcMar>
+              <w:top w:type="dxa" w:w="60"/>
+              <w:left w:type="dxa" w:w="100"/>
+              <w:bottom w:type="dxa" w:w="60"/>
+              <w:right w:type="dxa" w:w="100"/>
+            </w:tcMar>
+            <w:vAlign w:val="top"/>
+          </w:tcPr>
+          <w:p>
+            <w:pPr>
+              <w:spacing w:after="20" w:before="0"/>
+            </w:pPr>
+            <w:r>
+              <w:rPr>
+                <w:b/>
+                <w:bCs/>
+                <w:color w:val="0F2B3C"/>
+                <w:sz w:val="20"/>
+                <w:szCs w:val="20"/>
+              </w:rPr>
+              <w:t xml:space="preserve">Integer</w:t>
+            </w:r>
+          </w:p>
+          <w:p>
+            <w:pPr>
+              <w:spacing w:after="0" w:before="0"/>
+            </w:pPr>
+            <w:r>
+              <w:rPr>
+                <w:i/>
+                <w:iCs/>
+                <w:color w:val="5E6E7E"/>
+                <w:sz w:val="18"/>
+                <w:szCs w:val="18"/>
+              </w:rPr>
+              <w:t xml:space="preserve">Número entero</w:t>
+            </w:r>
+          </w:p>
+        </w:tc>
+        <w:tc>
+          <w:tcPr>
+            <w:tcW w:type="dxa" w:w="3160"/>
+            <w:tcMar>
+              <w:top w:type="dxa" w:w="60"/>
+              <w:left w:type="dxa" w:w="100"/>
+              <w:bottom w:type="dxa" w:w="60"/>
+              <w:right w:type="dxa" w:w="100"/>
+            </w:tcMar>
+            <w:vAlign w:val="top"/>
+          </w:tcPr>
+          <w:p>
+            <w:pPr>
+              <w:spacing w:after="0" w:before="0"/>
+            </w:pPr>
+            <w:r>
+              <w:rPr>
+                <w:sz w:val="19"/>
+                <w:szCs w:val="19"/>
+              </w:rPr>
+              <w:t xml:space="preserve">Whole numbers and their opposites, like -2, -1, 0, 1, 2.</w:t>
+            </w:r>
+          </w:p>
+        </w:tc>
+        <w:tc>
+          <w:tcPr>
+            <w:tcW w:type="dxa" w:w="2200"/>
+            <w:tcMar>
+              <w:top w:type="dxa" w:w="60"/>
+              <w:left w:type="dxa" w:w="100"/>
+              <w:bottom w:type="dxa" w:w="60"/>
+              <w:right w:type="dxa" w:w="100"/>
+            </w:tcMar>
+            <w:vAlign w:val="top"/>
+          </w:tcPr>
+          <w:p>
+            <w:pPr>
+              <w:spacing w:after="30" w:before="0"/>
+            </w:pPr>
+            <w:r>
+              <w:rPr>
+                <w:i/>
+                <w:iCs/>
+                <w:color w:val="5E6E7E"/>
+                <w:sz w:val="18"/>
+                <w:szCs w:val="18"/>
+              </w:rPr>
+              <w:t xml:space="preserve">Not Integer: write a counter-example that does not fit the rule.</w:t>
+            </w:r>
+          </w:p>
+          <w:p>
+            <w:pPr>
+              <w:spacing w:after="50" w:before="0"/>
+            </w:pPr>
+            <w:r>
+              <w:rPr>
+                <w:color w:val="BBBBBB"/>
+                <w:sz w:val="18"/>
+                <w:szCs w:val="18"/>
+              </w:rPr>
+              <w:t xml:space="preserve">____________________________</w:t>
+            </w:r>
+          </w:p>
+        </w:tc>
+        <w:tc>
+          <w:tcPr>
+            <w:tcW w:type="dxa" w:w="2200"/>
+            <w:tcMar>
+              <w:top w:type="dxa" w:w="60"/>
+              <w:left w:type="dxa" w:w="100"/>
+              <w:bottom w:type="dxa" w:w="60"/>
+              <w:right w:type="dxa" w:w="100"/>
+            </w:tcMar>
+            <w:vAlign w:val="top"/>
+          </w:tcPr>
+          <w:p>
+            <w:pPr>
+              <w:spacing w:after="0" w:before="0"/>
+            </w:pPr>
+            <w:r>
+              <w:rPr>
+                <w:i/>
+                <w:iCs/>
+                <w:color w:val="5E6E7E"/>
+                <w:sz w:val="18"/>
+                <w:szCs w:val="18"/>
+              </w:rPr>
+              <w:t xml:space="preserve">..., -3, -2, -1, 0, 1, 2, 3, ...</w:t>
+            </w:r>
+          </w:p>
+        </w:tc>
+      </w:tr>
+      <w:tr>
+        <w:trPr>
+          <w:cantSplit/>
+        </w:trPr>
+        <w:tc>
+          <w:tcPr>
+            <w:tcW w:type="dxa" w:w="1800"/>
+            <w:tcMar>
+              <w:top w:type="dxa" w:w="60"/>
+              <w:left w:type="dxa" w:w="100"/>
+              <w:bottom w:type="dxa" w:w="60"/>
+              <w:right w:type="dxa" w:w="100"/>
+            </w:tcMar>
+            <w:vAlign w:val="top"/>
+          </w:tcPr>
+          <w:p>
+            <w:pPr>
+              <w:spacing w:after="20" w:before="0"/>
+            </w:pPr>
+            <w:r>
+              <w:rPr>
+                <w:b/>
+                <w:bCs/>
+                <w:color w:val="0F2B3C"/>
+                <w:sz w:val="20"/>
+                <w:szCs w:val="20"/>
+              </w:rPr>
+              <w:t xml:space="preserve">x-coordinate</w:t>
+            </w:r>
+          </w:p>
+          <w:p>
+            <w:pPr>
+              <w:spacing w:after="0" w:before="0"/>
+            </w:pPr>
+            <w:r>
+              <w:rPr>
+                <w:i/>
+                <w:iCs/>
+                <w:color w:val="5E6E7E"/>
+                <w:sz w:val="18"/>
+                <w:szCs w:val="18"/>
+              </w:rPr>
+              <w:t xml:space="preserve">Coordenada x</w:t>
+            </w:r>
+          </w:p>
+        </w:tc>
+        <w:tc>
+          <w:tcPr>
+            <w:tcW w:type="dxa" w:w="3160"/>
+            <w:tcMar>
+              <w:top w:type="dxa" w:w="60"/>
+              <w:left w:type="dxa" w:w="100"/>
+              <w:bottom w:type="dxa" w:w="60"/>
+              <w:right w:type="dxa" w:w="100"/>
+            </w:tcMar>
+            <w:vAlign w:val="top"/>
+          </w:tcPr>
+          <w:p>
+            <w:pPr>
+              <w:spacing w:after="0" w:before="0"/>
+            </w:pPr>
+            <w:r>
+              <w:rPr>
+                <w:sz w:val="19"/>
+                <w:szCs w:val="19"/>
+              </w:rPr>
+              <w:t xml:space="preserve">The first number in an ordered pair; how far right or left.</w:t>
+            </w:r>
+          </w:p>
+        </w:tc>
+        <w:tc>
+          <w:tcPr>
+            <w:tcW w:type="dxa" w:w="2200"/>
+            <w:tcMar>
+              <w:top w:type="dxa" w:w="60"/>
+              <w:left w:type="dxa" w:w="100"/>
+              <w:bottom w:type="dxa" w:w="60"/>
+              <w:right w:type="dxa" w:w="100"/>
+            </w:tcMar>
+            <w:vAlign w:val="top"/>
+          </w:tcPr>
+          <w:p>
+            <w:pPr>
+              <w:spacing w:after="30" w:before="0"/>
+            </w:pPr>
+            <w:r>
+              <w:rPr>
+                <w:i/>
+                <w:iCs/>
+                <w:color w:val="5E6E7E"/>
+                <w:sz w:val="18"/>
+                <w:szCs w:val="18"/>
+              </w:rPr>
+              <w:t xml:space="preserve">Not x-coordinate: write a counter-example that does not fit the rule.</w:t>
+            </w:r>
+          </w:p>
+          <w:p>
+            <w:pPr>
+              <w:spacing w:after="50" w:before="0"/>
+            </w:pPr>
+            <w:r>
+              <w:rPr>
+                <w:color w:val="BBBBBB"/>
+                <w:sz w:val="18"/>
+                <w:szCs w:val="18"/>
+              </w:rPr>
+              <w:t xml:space="preserve">____________________________</w:t>
+            </w:r>
+          </w:p>
+        </w:tc>
+        <w:tc>
+          <w:tcPr>
+            <w:tcW w:type="dxa" w:w="2200"/>
+            <w:tcMar>
+              <w:top w:type="dxa" w:w="60"/>
+              <w:left w:type="dxa" w:w="100"/>
+              <w:bottom w:type="dxa" w:w="60"/>
+              <w:right w:type="dxa" w:w="100"/>
+            </w:tcMar>
+            <w:vAlign w:val="top"/>
+          </w:tcPr>
+          <w:p>
+            <w:pPr>
+              <w:spacing w:after="0" w:before="0"/>
+            </w:pPr>
+            <w:r>
+              <w:rPr>
+                <w:i/>
+                <w:iCs/>
+                <w:color w:val="5E6E7E"/>
+                <w:sz w:val="18"/>
+                <w:szCs w:val="18"/>
+              </w:rPr>
+              <w:t xml:space="preserve">In (−3, 4), the x-coordinate is −3.</w:t>
+            </w:r>
+          </w:p>
+        </w:tc>
+      </w:tr>
+      <w:tr>
+        <w:trPr>
+          <w:cantSplit/>
+        </w:trPr>
+        <w:tc>
+          <w:tcPr>
+            <w:tcW w:type="dxa" w:w="1800"/>
+            <w:tcMar>
+              <w:top w:type="dxa" w:w="60"/>
+              <w:left w:type="dxa" w:w="100"/>
+              <w:bottom w:type="dxa" w:w="60"/>
+              <w:right w:type="dxa" w:w="100"/>
+            </w:tcMar>
+            <w:vAlign w:val="top"/>
+          </w:tcPr>
+          <w:p>
+            <w:pPr>
+              <w:spacing w:after="20" w:before="0"/>
+            </w:pPr>
+            <w:r>
+              <w:rPr>
+                <w:b/>
+                <w:bCs/>
+                <w:color w:val="0F2B3C"/>
+                <w:sz w:val="20"/>
+                <w:szCs w:val="20"/>
+              </w:rPr>
+              <w:t xml:space="preserve">x-axis</w:t>
+            </w:r>
+          </w:p>
+          <w:p>
+            <w:pPr>
+              <w:spacing w:after="0" w:before="0"/>
+            </w:pPr>
+            <w:r>
+              <w:rPr>
+                <w:i/>
+                <w:iCs/>
+                <w:color w:val="5E6E7E"/>
+                <w:sz w:val="18"/>
+                <w:szCs w:val="18"/>
+              </w:rPr>
+              <w:t xml:space="preserve">Eje x</w:t>
+            </w:r>
+          </w:p>
+        </w:tc>
+        <w:tc>
+          <w:tcPr>
+            <w:tcW w:type="dxa" w:w="3160"/>
+            <w:tcMar>
+              <w:top w:type="dxa" w:w="60"/>
+              <w:left w:type="dxa" w:w="100"/>
+              <w:bottom w:type="dxa" w:w="60"/>
+              <w:right w:type="dxa" w:w="100"/>
+            </w:tcMar>
+            <w:vAlign w:val="top"/>
+          </w:tcPr>
+          <w:p>
+            <w:pPr>
+              <w:spacing w:after="0" w:before="0"/>
+            </w:pPr>
+            <w:r>
+              <w:rPr>
+                <w:sz w:val="19"/>
+                <w:szCs w:val="19"/>
+              </w:rPr>
+              <w:t xml:space="preserve">The horizontal number line through the origin.</w:t>
+            </w:r>
+          </w:p>
+        </w:tc>
+        <w:tc>
+          <w:tcPr>
+            <w:tcW w:type="dxa" w:w="2200"/>
+            <w:tcMar>
+              <w:top w:type="dxa" w:w="60"/>
+              <w:left w:type="dxa" w:w="100"/>
+              <w:bottom w:type="dxa" w:w="60"/>
+              <w:right w:type="dxa" w:w="100"/>
+            </w:tcMar>
+            <w:vAlign w:val="top"/>
+          </w:tcPr>
+          <w:p>
+            <w:pPr>
+              <w:spacing w:after="30" w:before="0"/>
+            </w:pPr>
+            <w:r>
+              <w:rPr>
+                <w:i/>
+                <w:iCs/>
+                <w:color w:val="5E6E7E"/>
+                <w:sz w:val="18"/>
+                <w:szCs w:val="18"/>
+              </w:rPr>
+              <w:t xml:space="preserve">Not x-axis: write a counter-example that does not fit the rule.</w:t>
+            </w:r>
+          </w:p>
+          <w:p>
+            <w:pPr>
+              <w:spacing w:after="50" w:before="0"/>
+            </w:pPr>
+            <w:r>
+              <w:rPr>
+                <w:color w:val="BBBBBB"/>
+                <w:sz w:val="18"/>
+                <w:szCs w:val="18"/>
+              </w:rPr>
+              <w:t xml:space="preserve">____________________________</w:t>
+            </w:r>
+          </w:p>
+        </w:tc>
+        <w:tc>
+          <w:tcPr>
+            <w:tcW w:type="dxa" w:w="2200"/>
+            <w:tcMar>
+              <w:top w:type="dxa" w:w="60"/>
+              <w:left w:type="dxa" w:w="100"/>
+              <w:bottom w:type="dxa" w:w="60"/>
+              <w:right w:type="dxa" w:w="100"/>
+            </w:tcMar>
+            <w:vAlign w:val="top"/>
+          </w:tcPr>
+          <w:p>
+            <w:pPr>
+              <w:spacing w:after="0" w:before="0"/>
+            </w:pPr>
+            <w:r>
+              <w:rPr>
+                <w:i/>
+                <w:iCs/>
+                <w:color w:val="5E6E7E"/>
+                <w:sz w:val="18"/>
+                <w:szCs w:val="18"/>
+              </w:rPr>
+              <w:t xml:space="preserve">Runs left and right.</w:t>
+            </w:r>
+          </w:p>
+        </w:tc>
+      </w:tr>
+      <w:tr>
+        <w:trPr>
+          <w:cantSplit/>
+        </w:trPr>
+        <w:tc>
+          <w:tcPr>
+            <w:tcW w:type="dxa" w:w="1800"/>
+            <w:tcMar>
+              <w:top w:type="dxa" w:w="60"/>
+              <w:left w:type="dxa" w:w="100"/>
+              <w:bottom w:type="dxa" w:w="60"/>
+              <w:right w:type="dxa" w:w="100"/>
+            </w:tcMar>
+            <w:vAlign w:val="top"/>
+          </w:tcPr>
+          <w:p>
+            <w:pPr>
+              <w:spacing w:after="20" w:before="0"/>
+            </w:pPr>
+            <w:r>
+              <w:rPr>
+                <w:b/>
+                <w:bCs/>
+                <w:color w:val="0F2B3C"/>
+                <w:sz w:val="20"/>
+                <w:szCs w:val="20"/>
+              </w:rPr>
+              <w:t xml:space="preserve">y-axis</w:t>
+            </w:r>
+          </w:p>
+          <w:p>
+            <w:pPr>
+              <w:spacing w:after="0" w:before="0"/>
+            </w:pPr>
+            <w:r>
+              <w:rPr>
+                <w:i/>
+                <w:iCs/>
+                <w:color w:val="5E6E7E"/>
+                <w:sz w:val="18"/>
+                <w:szCs w:val="18"/>
+              </w:rPr>
+              <w:t xml:space="preserve">Eje y</w:t>
+            </w:r>
+          </w:p>
+        </w:tc>
+        <w:tc>
+          <w:tcPr>
+            <w:tcW w:type="dxa" w:w="3160"/>
+            <w:tcMar>
+              <w:top w:type="dxa" w:w="60"/>
+              <w:left w:type="dxa" w:w="100"/>
+              <w:bottom w:type="dxa" w:w="60"/>
+              <w:right w:type="dxa" w:w="100"/>
+            </w:tcMar>
+            <w:vAlign w:val="top"/>
+          </w:tcPr>
+          <w:p>
+            <w:pPr>
+              <w:spacing w:after="0" w:before="0"/>
+            </w:pPr>
+            <w:r>
+              <w:rPr>
+                <w:sz w:val="19"/>
+                <w:szCs w:val="19"/>
+              </w:rPr>
+              <w:t xml:space="preserve">The vertical number line through the origin.</w:t>
+            </w:r>
+          </w:p>
+        </w:tc>
+        <w:tc>
+          <w:tcPr>
+            <w:tcW w:type="dxa" w:w="2200"/>
+            <w:tcMar>
+              <w:top w:type="dxa" w:w="60"/>
+              <w:left w:type="dxa" w:w="100"/>
+              <w:bottom w:type="dxa" w:w="60"/>
+              <w:right w:type="dxa" w:w="100"/>
+            </w:tcMar>
+            <w:vAlign w:val="top"/>
+          </w:tcPr>
+          <w:p>
+            <w:pPr>
+              <w:spacing w:after="30" w:before="0"/>
+            </w:pPr>
+            <w:r>
+              <w:rPr>
+                <w:i/>
+                <w:iCs/>
+                <w:color w:val="5E6E7E"/>
+                <w:sz w:val="18"/>
+                <w:szCs w:val="18"/>
+              </w:rPr>
+              <w:t xml:space="preserve">Not y-axis: write a counter-example that does not fit the rule.</w:t>
+            </w:r>
+          </w:p>
+          <w:p>
+            <w:pPr>
+              <w:spacing w:after="50" w:before="0"/>
+            </w:pPr>
+            <w:r>
+              <w:rPr>
+                <w:color w:val="BBBBBB"/>
+                <w:sz w:val="18"/>
+                <w:szCs w:val="18"/>
+              </w:rPr>
+              <w:t xml:space="preserve">____________________________</w:t>
+            </w:r>
+          </w:p>
+        </w:tc>
+        <w:tc>
+          <w:tcPr>
+            <w:tcW w:type="dxa" w:w="2200"/>
+            <w:tcMar>
+              <w:top w:type="dxa" w:w="60"/>
+              <w:left w:type="dxa" w:w="100"/>
+              <w:bottom w:type="dxa" w:w="60"/>
+              <w:right w:type="dxa" w:w="100"/>
+            </w:tcMar>
+            <w:vAlign w:val="top"/>
+          </w:tcPr>
+          <w:p>
+            <w:pPr>
+              <w:spacing w:after="0" w:before="0"/>
+            </w:pPr>
+            <w:r>
+              <w:rPr>
+                <w:i/>
+                <w:iCs/>
+                <w:color w:val="5E6E7E"/>
+                <w:sz w:val="18"/>
+                <w:szCs w:val="18"/>
+              </w:rPr>
+              <w:t xml:space="preserve">Runs up and down.</w:t>
+            </w:r>
+          </w:p>
+        </w:tc>
+      </w:tr>
+    </w:tbl>
+    <w:p>
+      <w:pPr>
+        <w:spacing w:after="120" w:before="140"/>
       </w:pPr>
       <w:r>
         <w:rPr>
@@ -127,73 +1655,922 @@
         <w:t xml:space="preserve">Let's read the number line one step at a time.</w:t>
       </w:r>
     </w:p>
+    <w:tbl>
+      <w:tblPr>
+        <w:tblW w:type="dxa" w:w="9360"/>
+        <w:tblBorders>
+          <w:top w:val="single" w:color="C7D2DD" w:sz="6"/>
+          <w:left w:val="single" w:color="C7D2DD" w:sz="6"/>
+          <w:bottom w:val="single" w:color="C7D2DD" w:sz="6"/>
+          <w:right w:val="single" w:color="C7D2DD" w:sz="6"/>
+          <w:insideH w:val="single" w:color="C7D2DD" w:sz="6"/>
+          <w:insideV w:val="single" w:color="C7D2DD" w:sz="6"/>
+        </w:tblBorders>
+      </w:tblPr>
+      <w:tblGrid>
+        <w:gridCol w:w="2800"/>
+        <w:gridCol w:w="3560"/>
+        <w:gridCol w:w="3000"/>
+      </w:tblGrid>
+      <w:tr>
+        <w:trPr>
+          <w:cantSplit/>
+          <w:tblHeader/>
+        </w:trPr>
+        <w:tc>
+          <w:tcPr>
+            <w:tcW w:type="dxa" w:w="2800"/>
+            <w:shd w:fill="EEF4F8" w:color="auto" w:val="clear"/>
+            <w:tcMar>
+              <w:top w:type="dxa" w:w="60"/>
+              <w:left w:type="dxa" w:w="100"/>
+              <w:bottom w:type="dxa" w:w="60"/>
+              <w:right w:type="dxa" w:w="100"/>
+            </w:tcMar>
+          </w:tcPr>
+          <w:p>
+            <w:pPr>
+              <w:spacing w:after="0" w:before="0"/>
+            </w:pPr>
+            <w:r>
+              <w:rPr>
+                <w:b/>
+                <w:bCs/>
+                <w:color w:val="0F2B3C"/>
+                <w:sz w:val="16"/>
+                <w:szCs w:val="16"/>
+              </w:rPr>
+              <w:t xml:space="preserve">CORE PROBLEM / GIVEN REPRESENTATION</w:t>
+            </w:r>
+          </w:p>
+        </w:tc>
+        <w:tc>
+          <w:tcPr>
+            <w:tcW w:type="dxa" w:w="3560"/>
+            <w:shd w:fill="EEF4F8" w:color="auto" w:val="clear"/>
+            <w:tcMar>
+              <w:top w:type="dxa" w:w="60"/>
+              <w:left w:type="dxa" w:w="100"/>
+              <w:bottom w:type="dxa" w:w="60"/>
+              <w:right w:type="dxa" w:w="100"/>
+            </w:tcMar>
+          </w:tcPr>
+          <w:p>
+            <w:pPr>
+              <w:spacing w:after="0" w:before="0"/>
+            </w:pPr>
+            <w:r>
+              <w:rPr>
+                <w:b/>
+                <w:bCs/>
+                <w:color w:val="0F2B3C"/>
+                <w:sz w:val="16"/>
+                <w:szCs w:val="16"/>
+              </w:rPr>
+              <w:t xml:space="preserve">WORKING SPACE / CALCULATION STEPS</w:t>
+            </w:r>
+          </w:p>
+        </w:tc>
+        <w:tc>
+          <w:tcPr>
+            <w:tcW w:type="dxa" w:w="3000"/>
+            <w:shd w:fill="FBF3E2" w:color="auto" w:val="clear"/>
+            <w:tcMar>
+              <w:top w:type="dxa" w:w="60"/>
+              <w:left w:type="dxa" w:w="100"/>
+              <w:bottom w:type="dxa" w:w="60"/>
+              <w:right w:type="dxa" w:w="100"/>
+            </w:tcMar>
+          </w:tcPr>
+          <w:p>
+            <w:pPr>
+              <w:spacing w:after="0" w:before="0"/>
+            </w:pPr>
+            <w:r>
+              <w:rPr>
+                <w:b/>
+                <w:bCs/>
+                <w:color w:val="7A5400"/>
+                <w:sz w:val="16"/>
+                <w:szCs w:val="16"/>
+              </w:rPr>
+              <w:t xml:space="preserve">EXPLAIN YOUR REASONING</w:t>
+            </w:r>
+          </w:p>
+        </w:tc>
+      </w:tr>
+      <w:tr>
+        <w:trPr>
+          <w:cantSplit/>
+        </w:trPr>
+        <w:tc>
+          <w:tcPr>
+            <w:tcW w:type="dxa" w:w="2800"/>
+            <w:tcMar>
+              <w:top w:type="dxa" w:w="80"/>
+              <w:left w:type="dxa" w:w="100"/>
+              <w:bottom w:type="dxa" w:w="80"/>
+              <w:right w:type="dxa" w:w="100"/>
+            </w:tcMar>
+            <w:vAlign w:val="top"/>
+          </w:tcPr>
+          <w:p>
+            <w:pPr>
+              <w:spacing w:after="40" w:before="0"/>
+            </w:pPr>
+            <w:r>
+              <w:rPr>
+                <w:b/>
+                <w:bCs/>
+                <w:color w:val="0F2B3C"/>
+                <w:sz w:val="20"/>
+                <w:szCs w:val="20"/>
+              </w:rPr>
+              <w:t xml:space="preserve">1.  On a number line, what number is 3 steps right of 0?</w:t>
+            </w:r>
+          </w:p>
+        </w:tc>
+        <w:tc>
+          <w:tcPr>
+            <w:tcW w:type="dxa" w:w="3560"/>
+            <w:tcMar>
+              <w:top w:type="dxa" w:w="80"/>
+              <w:left w:type="dxa" w:w="100"/>
+              <w:bottom w:type="dxa" w:w="80"/>
+              <w:right w:type="dxa" w:w="100"/>
+            </w:tcMar>
+            <w:vAlign w:val="top"/>
+          </w:tcPr>
+          <w:p>
+            <w:pPr>
+              <w:spacing w:after="50" w:before="0"/>
+            </w:pPr>
+            <w:r>
+              <w:rPr>
+                <w:color w:val="BBBBBB"/>
+                <w:sz w:val="18"/>
+                <w:szCs w:val="18"/>
+              </w:rPr>
+              <w:t xml:space="preserve">____________________________</w:t>
+            </w:r>
+          </w:p>
+          <w:p>
+            <w:pPr>
+              <w:spacing w:after="50" w:before="0"/>
+            </w:pPr>
+            <w:r>
+              <w:rPr>
+                <w:color w:val="BBBBBB"/>
+                <w:sz w:val="18"/>
+                <w:szCs w:val="18"/>
+              </w:rPr>
+              <w:t xml:space="preserve">____________________________</w:t>
+            </w:r>
+          </w:p>
+          <w:p>
+            <w:pPr>
+              <w:spacing w:after="50" w:before="0"/>
+            </w:pPr>
+            <w:r>
+              <w:rPr>
+                <w:color w:val="BBBBBB"/>
+                <w:sz w:val="18"/>
+                <w:szCs w:val="18"/>
+              </w:rPr>
+              <w:t xml:space="preserve">____________________________</w:t>
+            </w:r>
+          </w:p>
+          <w:p>
+            <w:pPr>
+              <w:spacing w:after="50" w:before="0"/>
+            </w:pPr>
+            <w:r>
+              <w:rPr>
+                <w:color w:val="BBBBBB"/>
+                <w:sz w:val="18"/>
+                <w:szCs w:val="18"/>
+              </w:rPr>
+              <w:t xml:space="preserve">____________________________</w:t>
+            </w:r>
+          </w:p>
+        </w:tc>
+        <w:tc>
+          <w:tcPr>
+            <w:tcW w:type="dxa" w:w="3000"/>
+            <w:shd w:fill="FBF3E2" w:color="auto" w:val="clear"/>
+            <w:tcMar>
+              <w:top w:type="dxa" w:w="80"/>
+              <w:left w:type="dxa" w:w="100"/>
+              <w:bottom w:type="dxa" w:w="80"/>
+              <w:right w:type="dxa" w:w="100"/>
+            </w:tcMar>
+            <w:vAlign w:val="top"/>
+          </w:tcPr>
+          <w:p>
+            <w:pPr>
+              <w:spacing w:after="30" w:before="0"/>
+            </w:pPr>
+            <w:r>
+              <w:rPr>
+                <w:b/>
+                <w:bCs/>
+                <w:color w:val="0F2B3C"/>
+                <w:sz w:val="18"/>
+                <w:szCs w:val="18"/>
+              </w:rPr>
+              <w:t xml:space="preserve">Because... ________________</w:t>
+            </w:r>
+          </w:p>
+          <w:p>
+            <w:pPr>
+              <w:spacing w:after="50" w:before="0"/>
+            </w:pPr>
+            <w:r>
+              <w:rPr>
+                <w:color w:val="BBBBBB"/>
+                <w:sz w:val="18"/>
+                <w:szCs w:val="18"/>
+              </w:rPr>
+              <w:t xml:space="preserve">____________________________</w:t>
+            </w:r>
+          </w:p>
+          <w:p>
+            <w:pPr>
+              <w:spacing w:after="30" w:before="40"/>
+            </w:pPr>
+            <w:r>
+              <w:rPr>
+                <w:b/>
+                <w:bCs/>
+                <w:color w:val="1A6FB5"/>
+                <w:sz w:val="18"/>
+                <w:szCs w:val="18"/>
+              </w:rPr>
+              <w:t xml:space="preserve">Although... _______________</w:t>
+            </w:r>
+          </w:p>
+          <w:p>
+            <w:pPr>
+              <w:spacing w:after="50" w:before="0"/>
+            </w:pPr>
+            <w:r>
+              <w:rPr>
+                <w:color w:val="BBBBBB"/>
+                <w:sz w:val="18"/>
+                <w:szCs w:val="18"/>
+              </w:rPr>
+              <w:t xml:space="preserve">____________________________</w:t>
+            </w:r>
+          </w:p>
+          <w:p>
+            <w:pPr>
+              <w:spacing w:after="30" w:before="40"/>
+            </w:pPr>
+            <w:r>
+              <w:rPr>
+                <w:b/>
+                <w:bCs/>
+                <w:color w:val="7A5400"/>
+                <w:sz w:val="18"/>
+                <w:szCs w:val="18"/>
+              </w:rPr>
+              <w:t xml:space="preserve">Therefore... ______________</w:t>
+            </w:r>
+          </w:p>
+          <w:p>
+            <w:pPr>
+              <w:spacing w:after="50" w:before="0"/>
+            </w:pPr>
+            <w:r>
+              <w:rPr>
+                <w:color w:val="BBBBBB"/>
+                <w:sz w:val="18"/>
+                <w:szCs w:val="18"/>
+              </w:rPr>
+              <w:t xml:space="preserve">____________________________</w:t>
+            </w:r>
+          </w:p>
+        </w:tc>
+      </w:tr>
+    </w:tbl>
     <w:p>
       <w:pPr>
-        <w:spacing w:after="40" w:before="0"/>
-      </w:pPr>
-      <w:r>
-        <w:rPr>
-          <w:sz w:val="22"/>
-          <w:szCs w:val="22"/>
-        </w:rPr>
-        <w:t xml:space="preserve">1.  On a number line, what number is 3 steps right of 0?</w:t>
+        <w:spacing w:after="60" w:before="0"/>
+      </w:pPr>
+      <w:r>
+        <w:t xml:space="preserve"/>
       </w:r>
     </w:p>
+    <w:tbl>
+      <w:tblPr>
+        <w:tblW w:type="dxa" w:w="9360"/>
+        <w:tblBorders>
+          <w:top w:val="single" w:color="C7D2DD" w:sz="6"/>
+          <w:left w:val="single" w:color="C7D2DD" w:sz="6"/>
+          <w:bottom w:val="single" w:color="C7D2DD" w:sz="6"/>
+          <w:right w:val="single" w:color="C7D2DD" w:sz="6"/>
+          <w:insideH w:val="single" w:color="C7D2DD" w:sz="6"/>
+          <w:insideV w:val="single" w:color="C7D2DD" w:sz="6"/>
+        </w:tblBorders>
+      </w:tblPr>
+      <w:tblGrid>
+        <w:gridCol w:w="2800"/>
+        <w:gridCol w:w="3560"/>
+        <w:gridCol w:w="3000"/>
+      </w:tblGrid>
+      <w:tr>
+        <w:trPr>
+          <w:cantSplit/>
+          <w:tblHeader/>
+        </w:trPr>
+        <w:tc>
+          <w:tcPr>
+            <w:tcW w:type="dxa" w:w="2800"/>
+            <w:shd w:fill="EEF4F8" w:color="auto" w:val="clear"/>
+            <w:tcMar>
+              <w:top w:type="dxa" w:w="60"/>
+              <w:left w:type="dxa" w:w="100"/>
+              <w:bottom w:type="dxa" w:w="60"/>
+              <w:right w:type="dxa" w:w="100"/>
+            </w:tcMar>
+          </w:tcPr>
+          <w:p>
+            <w:pPr>
+              <w:spacing w:after="0" w:before="0"/>
+            </w:pPr>
+            <w:r>
+              <w:rPr>
+                <w:b/>
+                <w:bCs/>
+                <w:color w:val="0F2B3C"/>
+                <w:sz w:val="16"/>
+                <w:szCs w:val="16"/>
+              </w:rPr>
+              <w:t xml:space="preserve">CORE PROBLEM / GIVEN REPRESENTATION</w:t>
+            </w:r>
+          </w:p>
+        </w:tc>
+        <w:tc>
+          <w:tcPr>
+            <w:tcW w:type="dxa" w:w="3560"/>
+            <w:shd w:fill="EEF4F8" w:color="auto" w:val="clear"/>
+            <w:tcMar>
+              <w:top w:type="dxa" w:w="60"/>
+              <w:left w:type="dxa" w:w="100"/>
+              <w:bottom w:type="dxa" w:w="60"/>
+              <w:right w:type="dxa" w:w="100"/>
+            </w:tcMar>
+          </w:tcPr>
+          <w:p>
+            <w:pPr>
+              <w:spacing w:after="0" w:before="0"/>
+            </w:pPr>
+            <w:r>
+              <w:rPr>
+                <w:b/>
+                <w:bCs/>
+                <w:color w:val="0F2B3C"/>
+                <w:sz w:val="16"/>
+                <w:szCs w:val="16"/>
+              </w:rPr>
+              <w:t xml:space="preserve">WORKING SPACE / CALCULATION STEPS</w:t>
+            </w:r>
+          </w:p>
+        </w:tc>
+        <w:tc>
+          <w:tcPr>
+            <w:tcW w:type="dxa" w:w="3000"/>
+            <w:shd w:fill="FBF3E2" w:color="auto" w:val="clear"/>
+            <w:tcMar>
+              <w:top w:type="dxa" w:w="60"/>
+              <w:left w:type="dxa" w:w="100"/>
+              <w:bottom w:type="dxa" w:w="60"/>
+              <w:right w:type="dxa" w:w="100"/>
+            </w:tcMar>
+          </w:tcPr>
+          <w:p>
+            <w:pPr>
+              <w:spacing w:after="0" w:before="0"/>
+            </w:pPr>
+            <w:r>
+              <w:rPr>
+                <w:b/>
+                <w:bCs/>
+                <w:color w:val="7A5400"/>
+                <w:sz w:val="16"/>
+                <w:szCs w:val="16"/>
+              </w:rPr>
+              <w:t xml:space="preserve">EXPLAIN YOUR REASONING</w:t>
+            </w:r>
+          </w:p>
+        </w:tc>
+      </w:tr>
+      <w:tr>
+        <w:trPr>
+          <w:cantSplit/>
+        </w:trPr>
+        <w:tc>
+          <w:tcPr>
+            <w:tcW w:type="dxa" w:w="2800"/>
+            <w:tcMar>
+              <w:top w:type="dxa" w:w="80"/>
+              <w:left w:type="dxa" w:w="100"/>
+              <w:bottom w:type="dxa" w:w="80"/>
+              <w:right w:type="dxa" w:w="100"/>
+            </w:tcMar>
+            <w:vAlign w:val="top"/>
+          </w:tcPr>
+          <w:p>
+            <w:pPr>
+              <w:spacing w:after="40" w:before="0"/>
+            </w:pPr>
+            <w:r>
+              <w:rPr>
+                <w:b/>
+                <w:bCs/>
+                <w:color w:val="0F2B3C"/>
+                <w:sz w:val="20"/>
+                <w:szCs w:val="20"/>
+              </w:rPr>
+              <w:t xml:space="preserve">2.  To plot (5, 0), how far do you move across (x)?</w:t>
+            </w:r>
+          </w:p>
+        </w:tc>
+        <w:tc>
+          <w:tcPr>
+            <w:tcW w:type="dxa" w:w="3560"/>
+            <w:tcMar>
+              <w:top w:type="dxa" w:w="80"/>
+              <w:left w:type="dxa" w:w="100"/>
+              <w:bottom w:type="dxa" w:w="80"/>
+              <w:right w:type="dxa" w:w="100"/>
+            </w:tcMar>
+            <w:vAlign w:val="top"/>
+          </w:tcPr>
+          <w:p>
+            <w:pPr>
+              <w:spacing w:after="50" w:before="0"/>
+            </w:pPr>
+            <w:r>
+              <w:rPr>
+                <w:color w:val="BBBBBB"/>
+                <w:sz w:val="18"/>
+                <w:szCs w:val="18"/>
+              </w:rPr>
+              <w:t xml:space="preserve">____________________________</w:t>
+            </w:r>
+          </w:p>
+          <w:p>
+            <w:pPr>
+              <w:spacing w:after="50" w:before="0"/>
+            </w:pPr>
+            <w:r>
+              <w:rPr>
+                <w:color w:val="BBBBBB"/>
+                <w:sz w:val="18"/>
+                <w:szCs w:val="18"/>
+              </w:rPr>
+              <w:t xml:space="preserve">____________________________</w:t>
+            </w:r>
+          </w:p>
+          <w:p>
+            <w:pPr>
+              <w:spacing w:after="50" w:before="0"/>
+            </w:pPr>
+            <w:r>
+              <w:rPr>
+                <w:color w:val="BBBBBB"/>
+                <w:sz w:val="18"/>
+                <w:szCs w:val="18"/>
+              </w:rPr>
+              <w:t xml:space="preserve">____________________________</w:t>
+            </w:r>
+          </w:p>
+          <w:p>
+            <w:pPr>
+              <w:spacing w:after="50" w:before="0"/>
+            </w:pPr>
+            <w:r>
+              <w:rPr>
+                <w:color w:val="BBBBBB"/>
+                <w:sz w:val="18"/>
+                <w:szCs w:val="18"/>
+              </w:rPr>
+              <w:t xml:space="preserve">____________________________</w:t>
+            </w:r>
+          </w:p>
+        </w:tc>
+        <w:tc>
+          <w:tcPr>
+            <w:tcW w:type="dxa" w:w="3000"/>
+            <w:shd w:fill="FBF3E2" w:color="auto" w:val="clear"/>
+            <w:tcMar>
+              <w:top w:type="dxa" w:w="80"/>
+              <w:left w:type="dxa" w:w="100"/>
+              <w:bottom w:type="dxa" w:w="80"/>
+              <w:right w:type="dxa" w:w="100"/>
+            </w:tcMar>
+            <w:vAlign w:val="top"/>
+          </w:tcPr>
+          <w:p>
+            <w:pPr>
+              <w:spacing w:after="30" w:before="0"/>
+            </w:pPr>
+            <w:r>
+              <w:rPr>
+                <w:b/>
+                <w:bCs/>
+                <w:color w:val="0F2B3C"/>
+                <w:sz w:val="18"/>
+                <w:szCs w:val="18"/>
+              </w:rPr>
+              <w:t xml:space="preserve">Because... ________________</w:t>
+            </w:r>
+          </w:p>
+          <w:p>
+            <w:pPr>
+              <w:spacing w:after="50" w:before="0"/>
+            </w:pPr>
+            <w:r>
+              <w:rPr>
+                <w:color w:val="BBBBBB"/>
+                <w:sz w:val="18"/>
+                <w:szCs w:val="18"/>
+              </w:rPr>
+              <w:t xml:space="preserve">____________________________</w:t>
+            </w:r>
+          </w:p>
+          <w:p>
+            <w:pPr>
+              <w:spacing w:after="30" w:before="40"/>
+            </w:pPr>
+            <w:r>
+              <w:rPr>
+                <w:b/>
+                <w:bCs/>
+                <w:color w:val="1A6FB5"/>
+                <w:sz w:val="18"/>
+                <w:szCs w:val="18"/>
+              </w:rPr>
+              <w:t xml:space="preserve">Although... _______________</w:t>
+            </w:r>
+          </w:p>
+          <w:p>
+            <w:pPr>
+              <w:spacing w:after="50" w:before="0"/>
+            </w:pPr>
+            <w:r>
+              <w:rPr>
+                <w:color w:val="BBBBBB"/>
+                <w:sz w:val="18"/>
+                <w:szCs w:val="18"/>
+              </w:rPr>
+              <w:t xml:space="preserve">____________________________</w:t>
+            </w:r>
+          </w:p>
+          <w:p>
+            <w:pPr>
+              <w:spacing w:after="30" w:before="40"/>
+            </w:pPr>
+            <w:r>
+              <w:rPr>
+                <w:b/>
+                <w:bCs/>
+                <w:color w:val="7A5400"/>
+                <w:sz w:val="18"/>
+                <w:szCs w:val="18"/>
+              </w:rPr>
+              <w:t xml:space="preserve">Therefore... ______________</w:t>
+            </w:r>
+          </w:p>
+          <w:p>
+            <w:pPr>
+              <w:spacing w:after="50" w:before="0"/>
+            </w:pPr>
+            <w:r>
+              <w:rPr>
+                <w:color w:val="BBBBBB"/>
+                <w:sz w:val="18"/>
+                <w:szCs w:val="18"/>
+              </w:rPr>
+              <w:t xml:space="preserve">____________________________</w:t>
+            </w:r>
+          </w:p>
+        </w:tc>
+      </w:tr>
+    </w:tbl>
     <w:p>
       <w:pPr>
-        <w:spacing w:after="80" w:before="0"/>
-      </w:pPr>
-      <w:r>
-        <w:rPr>
-          <w:color w:val="BBBBBB"/>
-        </w:rPr>
-        <w:t xml:space="preserve">____________________________________________________</w:t>
+        <w:spacing w:after="60" w:before="0"/>
+      </w:pPr>
+      <w:r>
+        <w:t xml:space="preserve"/>
       </w:r>
     </w:p>
+    <w:tbl>
+      <w:tblPr>
+        <w:tblW w:type="dxa" w:w="9360"/>
+        <w:tblBorders>
+          <w:top w:val="single" w:color="C7D2DD" w:sz="6"/>
+          <w:left w:val="single" w:color="C7D2DD" w:sz="6"/>
+          <w:bottom w:val="single" w:color="C7D2DD" w:sz="6"/>
+          <w:right w:val="single" w:color="C7D2DD" w:sz="6"/>
+          <w:insideH w:val="single" w:color="C7D2DD" w:sz="6"/>
+          <w:insideV w:val="single" w:color="C7D2DD" w:sz="6"/>
+        </w:tblBorders>
+      </w:tblPr>
+      <w:tblGrid>
+        <w:gridCol w:w="2800"/>
+        <w:gridCol w:w="3560"/>
+        <w:gridCol w:w="3000"/>
+      </w:tblGrid>
+      <w:tr>
+        <w:trPr>
+          <w:cantSplit/>
+          <w:tblHeader/>
+        </w:trPr>
+        <w:tc>
+          <w:tcPr>
+            <w:tcW w:type="dxa" w:w="2800"/>
+            <w:shd w:fill="EEF4F8" w:color="auto" w:val="clear"/>
+            <w:tcMar>
+              <w:top w:type="dxa" w:w="60"/>
+              <w:left w:type="dxa" w:w="100"/>
+              <w:bottom w:type="dxa" w:w="60"/>
+              <w:right w:type="dxa" w:w="100"/>
+            </w:tcMar>
+          </w:tcPr>
+          <w:p>
+            <w:pPr>
+              <w:spacing w:after="0" w:before="0"/>
+            </w:pPr>
+            <w:r>
+              <w:rPr>
+                <w:b/>
+                <w:bCs/>
+                <w:color w:val="0F2B3C"/>
+                <w:sz w:val="16"/>
+                <w:szCs w:val="16"/>
+              </w:rPr>
+              <w:t xml:space="preserve">CORE PROBLEM / GIVEN REPRESENTATION</w:t>
+            </w:r>
+          </w:p>
+        </w:tc>
+        <w:tc>
+          <w:tcPr>
+            <w:tcW w:type="dxa" w:w="3560"/>
+            <w:shd w:fill="EEF4F8" w:color="auto" w:val="clear"/>
+            <w:tcMar>
+              <w:top w:type="dxa" w:w="60"/>
+              <w:left w:type="dxa" w:w="100"/>
+              <w:bottom w:type="dxa" w:w="60"/>
+              <w:right w:type="dxa" w:w="100"/>
+            </w:tcMar>
+          </w:tcPr>
+          <w:p>
+            <w:pPr>
+              <w:spacing w:after="0" w:before="0"/>
+            </w:pPr>
+            <w:r>
+              <w:rPr>
+                <w:b/>
+                <w:bCs/>
+                <w:color w:val="0F2B3C"/>
+                <w:sz w:val="16"/>
+                <w:szCs w:val="16"/>
+              </w:rPr>
+              <w:t xml:space="preserve">WORKING SPACE / CALCULATION STEPS</w:t>
+            </w:r>
+          </w:p>
+        </w:tc>
+        <w:tc>
+          <w:tcPr>
+            <w:tcW w:type="dxa" w:w="3000"/>
+            <w:shd w:fill="FBF3E2" w:color="auto" w:val="clear"/>
+            <w:tcMar>
+              <w:top w:type="dxa" w:w="60"/>
+              <w:left w:type="dxa" w:w="100"/>
+              <w:bottom w:type="dxa" w:w="60"/>
+              <w:right w:type="dxa" w:w="100"/>
+            </w:tcMar>
+          </w:tcPr>
+          <w:p>
+            <w:pPr>
+              <w:spacing w:after="0" w:before="0"/>
+            </w:pPr>
+            <w:r>
+              <w:rPr>
+                <w:b/>
+                <w:bCs/>
+                <w:color w:val="7A5400"/>
+                <w:sz w:val="16"/>
+                <w:szCs w:val="16"/>
+              </w:rPr>
+              <w:t xml:space="preserve">EXPLAIN YOUR REASONING</w:t>
+            </w:r>
+          </w:p>
+        </w:tc>
+      </w:tr>
+      <w:tr>
+        <w:trPr>
+          <w:cantSplit/>
+        </w:trPr>
+        <w:tc>
+          <w:tcPr>
+            <w:tcW w:type="dxa" w:w="2800"/>
+            <w:tcMar>
+              <w:top w:type="dxa" w:w="80"/>
+              <w:left w:type="dxa" w:w="100"/>
+              <w:bottom w:type="dxa" w:w="80"/>
+              <w:right w:type="dxa" w:w="100"/>
+            </w:tcMar>
+            <w:vAlign w:val="top"/>
+          </w:tcPr>
+          <w:p>
+            <w:pPr>
+              <w:spacing w:after="40" w:before="0"/>
+            </w:pPr>
+            <w:r>
+              <w:rPr>
+                <w:b/>
+                <w:bCs/>
+                <w:color w:val="0F2B3C"/>
+                <w:sz w:val="20"/>
+                <w:szCs w:val="20"/>
+              </w:rPr>
+              <w:t xml:space="preserve">3.  To plot (5, 0), how far do you move up (y)?</w:t>
+            </w:r>
+          </w:p>
+        </w:tc>
+        <w:tc>
+          <w:tcPr>
+            <w:tcW w:type="dxa" w:w="3560"/>
+            <w:tcMar>
+              <w:top w:type="dxa" w:w="80"/>
+              <w:left w:type="dxa" w:w="100"/>
+              <w:bottom w:type="dxa" w:w="80"/>
+              <w:right w:type="dxa" w:w="100"/>
+            </w:tcMar>
+            <w:vAlign w:val="top"/>
+          </w:tcPr>
+          <w:p>
+            <w:pPr>
+              <w:spacing w:after="50" w:before="0"/>
+            </w:pPr>
+            <w:r>
+              <w:rPr>
+                <w:color w:val="BBBBBB"/>
+                <w:sz w:val="18"/>
+                <w:szCs w:val="18"/>
+              </w:rPr>
+              <w:t xml:space="preserve">____________________________</w:t>
+            </w:r>
+          </w:p>
+          <w:p>
+            <w:pPr>
+              <w:spacing w:after="50" w:before="0"/>
+            </w:pPr>
+            <w:r>
+              <w:rPr>
+                <w:color w:val="BBBBBB"/>
+                <w:sz w:val="18"/>
+                <w:szCs w:val="18"/>
+              </w:rPr>
+              <w:t xml:space="preserve">____________________________</w:t>
+            </w:r>
+          </w:p>
+          <w:p>
+            <w:pPr>
+              <w:spacing w:after="50" w:before="0"/>
+            </w:pPr>
+            <w:r>
+              <w:rPr>
+                <w:color w:val="BBBBBB"/>
+                <w:sz w:val="18"/>
+                <w:szCs w:val="18"/>
+              </w:rPr>
+              <w:t xml:space="preserve">____________________________</w:t>
+            </w:r>
+          </w:p>
+          <w:p>
+            <w:pPr>
+              <w:spacing w:after="50" w:before="0"/>
+            </w:pPr>
+            <w:r>
+              <w:rPr>
+                <w:color w:val="BBBBBB"/>
+                <w:sz w:val="18"/>
+                <w:szCs w:val="18"/>
+              </w:rPr>
+              <w:t xml:space="preserve">____________________________</w:t>
+            </w:r>
+          </w:p>
+        </w:tc>
+        <w:tc>
+          <w:tcPr>
+            <w:tcW w:type="dxa" w:w="3000"/>
+            <w:shd w:fill="FBF3E2" w:color="auto" w:val="clear"/>
+            <w:tcMar>
+              <w:top w:type="dxa" w:w="80"/>
+              <w:left w:type="dxa" w:w="100"/>
+              <w:bottom w:type="dxa" w:w="80"/>
+              <w:right w:type="dxa" w:w="100"/>
+            </w:tcMar>
+            <w:vAlign w:val="top"/>
+          </w:tcPr>
+          <w:p>
+            <w:pPr>
+              <w:spacing w:after="30" w:before="0"/>
+            </w:pPr>
+            <w:r>
+              <w:rPr>
+                <w:b/>
+                <w:bCs/>
+                <w:color w:val="0F2B3C"/>
+                <w:sz w:val="18"/>
+                <w:szCs w:val="18"/>
+              </w:rPr>
+              <w:t xml:space="preserve">Because... ________________</w:t>
+            </w:r>
+          </w:p>
+          <w:p>
+            <w:pPr>
+              <w:spacing w:after="50" w:before="0"/>
+            </w:pPr>
+            <w:r>
+              <w:rPr>
+                <w:color w:val="BBBBBB"/>
+                <w:sz w:val="18"/>
+                <w:szCs w:val="18"/>
+              </w:rPr>
+              <w:t xml:space="preserve">____________________________</w:t>
+            </w:r>
+          </w:p>
+          <w:p>
+            <w:pPr>
+              <w:spacing w:after="30" w:before="40"/>
+            </w:pPr>
+            <w:r>
+              <w:rPr>
+                <w:b/>
+                <w:bCs/>
+                <w:color w:val="1A6FB5"/>
+                <w:sz w:val="18"/>
+                <w:szCs w:val="18"/>
+              </w:rPr>
+              <w:t xml:space="preserve">Although... _______________</w:t>
+            </w:r>
+          </w:p>
+          <w:p>
+            <w:pPr>
+              <w:spacing w:after="50" w:before="0"/>
+            </w:pPr>
+            <w:r>
+              <w:rPr>
+                <w:color w:val="BBBBBB"/>
+                <w:sz w:val="18"/>
+                <w:szCs w:val="18"/>
+              </w:rPr>
+              <w:t xml:space="preserve">____________________________</w:t>
+            </w:r>
+          </w:p>
+          <w:p>
+            <w:pPr>
+              <w:spacing w:after="30" w:before="40"/>
+            </w:pPr>
+            <w:r>
+              <w:rPr>
+                <w:b/>
+                <w:bCs/>
+                <w:color w:val="7A5400"/>
+                <w:sz w:val="18"/>
+                <w:szCs w:val="18"/>
+              </w:rPr>
+              <w:t xml:space="preserve">Therefore... ______________</w:t>
+            </w:r>
+          </w:p>
+          <w:p>
+            <w:pPr>
+              <w:spacing w:after="50" w:before="0"/>
+            </w:pPr>
+            <w:r>
+              <w:rPr>
+                <w:color w:val="BBBBBB"/>
+                <w:sz w:val="18"/>
+                <w:szCs w:val="18"/>
+              </w:rPr>
+              <w:t xml:space="preserve">____________________________</w:t>
+            </w:r>
+          </w:p>
+        </w:tc>
+      </w:tr>
+    </w:tbl>
     <w:p>
       <w:pPr>
-        <w:spacing w:after="40" w:before="0"/>
-      </w:pPr>
-      <w:r>
-        <w:rPr>
-          <w:sz w:val="22"/>
-          <w:szCs w:val="22"/>
-        </w:rPr>
-        <w:t xml:space="preserve">2.  To plot (5, 0), how far do you move across (x)?</w:t>
-      </w:r>
-    </w:p>
-    <w:p>
-      <w:pPr>
-        <w:spacing w:after="80" w:before="0"/>
-      </w:pPr>
-      <w:r>
-        <w:rPr>
-          <w:color w:val="BBBBBB"/>
-        </w:rPr>
-        <w:t xml:space="preserve">____________________________________________________</w:t>
-      </w:r>
-    </w:p>
-    <w:p>
-      <w:pPr>
-        <w:spacing w:after="40" w:before="0"/>
-      </w:pPr>
-      <w:r>
-        <w:rPr>
-          <w:sz w:val="22"/>
-          <w:szCs w:val="22"/>
-        </w:rPr>
-        <w:t xml:space="preserve">3.  To plot (5, 0), how far do you move up (y)?</w:t>
-      </w:r>
-    </w:p>
-    <w:p>
-      <w:pPr>
-        <w:spacing w:after="80" w:before="0"/>
-      </w:pPr>
-      <w:r>
-        <w:rPr>
-          <w:color w:val="BBBBBB"/>
-        </w:rPr>
-        <w:t xml:space="preserve">____________________________________________________</w:t>
+        <w:spacing w:after="60" w:before="0"/>
+      </w:pPr>
+      <w:r>
+        <w:t xml:space="preserve"/>
       </w:r>
     </w:p>
     <w:p>
@@ -225,63 +2602,629 @@
         <w:t xml:space="preserve">Read and plot first-quadrant points.</w:t>
       </w:r>
     </w:p>
+    <w:tbl>
+      <w:tblPr>
+        <w:tblW w:type="dxa" w:w="9360"/>
+        <w:tblBorders>
+          <w:top w:val="single" w:color="C7D2DD" w:sz="6"/>
+          <w:left w:val="single" w:color="C7D2DD" w:sz="6"/>
+          <w:bottom w:val="single" w:color="C7D2DD" w:sz="6"/>
+          <w:right w:val="single" w:color="C7D2DD" w:sz="6"/>
+          <w:insideH w:val="single" w:color="C7D2DD" w:sz="6"/>
+          <w:insideV w:val="single" w:color="C7D2DD" w:sz="6"/>
+        </w:tblBorders>
+      </w:tblPr>
+      <w:tblGrid>
+        <w:gridCol w:w="2800"/>
+        <w:gridCol w:w="3560"/>
+        <w:gridCol w:w="3000"/>
+      </w:tblGrid>
+      <w:tr>
+        <w:trPr>
+          <w:cantSplit/>
+          <w:tblHeader/>
+        </w:trPr>
+        <w:tc>
+          <w:tcPr>
+            <w:tcW w:type="dxa" w:w="2800"/>
+            <w:shd w:fill="EEF4F8" w:color="auto" w:val="clear"/>
+            <w:tcMar>
+              <w:top w:type="dxa" w:w="60"/>
+              <w:left w:type="dxa" w:w="100"/>
+              <w:bottom w:type="dxa" w:w="60"/>
+              <w:right w:type="dxa" w:w="100"/>
+            </w:tcMar>
+          </w:tcPr>
+          <w:p>
+            <w:pPr>
+              <w:spacing w:after="0" w:before="0"/>
+            </w:pPr>
+            <w:r>
+              <w:rPr>
+                <w:b/>
+                <w:bCs/>
+                <w:color w:val="0F2B3C"/>
+                <w:sz w:val="16"/>
+                <w:szCs w:val="16"/>
+              </w:rPr>
+              <w:t xml:space="preserve">CORE PROBLEM / GIVEN REPRESENTATION</w:t>
+            </w:r>
+          </w:p>
+        </w:tc>
+        <w:tc>
+          <w:tcPr>
+            <w:tcW w:type="dxa" w:w="3560"/>
+            <w:shd w:fill="EEF4F8" w:color="auto" w:val="clear"/>
+            <w:tcMar>
+              <w:top w:type="dxa" w:w="60"/>
+              <w:left w:type="dxa" w:w="100"/>
+              <w:bottom w:type="dxa" w:w="60"/>
+              <w:right w:type="dxa" w:w="100"/>
+            </w:tcMar>
+          </w:tcPr>
+          <w:p>
+            <w:pPr>
+              <w:spacing w:after="0" w:before="0"/>
+            </w:pPr>
+            <w:r>
+              <w:rPr>
+                <w:b/>
+                <w:bCs/>
+                <w:color w:val="0F2B3C"/>
+                <w:sz w:val="16"/>
+                <w:szCs w:val="16"/>
+              </w:rPr>
+              <w:t xml:space="preserve">WORKING SPACE / CALCULATION STEPS</w:t>
+            </w:r>
+          </w:p>
+        </w:tc>
+        <w:tc>
+          <w:tcPr>
+            <w:tcW w:type="dxa" w:w="3000"/>
+            <w:shd w:fill="FBF3E2" w:color="auto" w:val="clear"/>
+            <w:tcMar>
+              <w:top w:type="dxa" w:w="60"/>
+              <w:left w:type="dxa" w:w="100"/>
+              <w:bottom w:type="dxa" w:w="60"/>
+              <w:right w:type="dxa" w:w="100"/>
+            </w:tcMar>
+          </w:tcPr>
+          <w:p>
+            <w:pPr>
+              <w:spacing w:after="0" w:before="0"/>
+            </w:pPr>
+            <w:r>
+              <w:rPr>
+                <w:b/>
+                <w:bCs/>
+                <w:color w:val="7A5400"/>
+                <w:sz w:val="16"/>
+                <w:szCs w:val="16"/>
+              </w:rPr>
+              <w:t xml:space="preserve">EXPLAIN YOUR REASONING</w:t>
+            </w:r>
+          </w:p>
+        </w:tc>
+      </w:tr>
+      <w:tr>
+        <w:trPr>
+          <w:cantSplit/>
+        </w:trPr>
+        <w:tc>
+          <w:tcPr>
+            <w:tcW w:type="dxa" w:w="2800"/>
+            <w:tcMar>
+              <w:top w:type="dxa" w:w="80"/>
+              <w:left w:type="dxa" w:w="100"/>
+              <w:bottom w:type="dxa" w:w="80"/>
+              <w:right w:type="dxa" w:w="100"/>
+            </w:tcMar>
+            <w:vAlign w:val="top"/>
+          </w:tcPr>
+          <w:p>
+            <w:pPr>
+              <w:spacing w:after="40" w:before="0"/>
+            </w:pPr>
+            <w:r>
+              <w:rPr>
+                <w:b/>
+                <w:bCs/>
+                <w:color w:val="0F2B3C"/>
+                <w:sz w:val="20"/>
+                <w:szCs w:val="20"/>
+              </w:rPr>
+              <w:t xml:space="preserve">1.  A point is 2 right and 4 up from (0,0). What are its coordinates?</w:t>
+            </w:r>
+          </w:p>
+          <w:p>
+            <w:pPr>
+              <w:spacing w:after="0" w:before="0"/>
+            </w:pPr>
+            <w:r>
+              <w:rPr>
+                <w:color w:val="5E6E7E"/>
+                <w:sz w:val="18"/>
+                <w:szCs w:val="18"/>
+              </w:rPr>
+              <w:t xml:space="preserve">Choices: (4, 2)   /   (2, 4)   /   (2, 2)   /   (0, 0)</w:t>
+            </w:r>
+          </w:p>
+        </w:tc>
+        <w:tc>
+          <w:tcPr>
+            <w:tcW w:type="dxa" w:w="3560"/>
+            <w:tcMar>
+              <w:top w:type="dxa" w:w="80"/>
+              <w:left w:type="dxa" w:w="100"/>
+              <w:bottom w:type="dxa" w:w="80"/>
+              <w:right w:type="dxa" w:w="100"/>
+            </w:tcMar>
+            <w:vAlign w:val="top"/>
+          </w:tcPr>
+          <w:p>
+            <w:pPr>
+              <w:spacing w:after="50" w:before="0"/>
+            </w:pPr>
+            <w:r>
+              <w:rPr>
+                <w:color w:val="BBBBBB"/>
+                <w:sz w:val="18"/>
+                <w:szCs w:val="18"/>
+              </w:rPr>
+              <w:t xml:space="preserve">____________________________</w:t>
+            </w:r>
+          </w:p>
+          <w:p>
+            <w:pPr>
+              <w:spacing w:after="50" w:before="0"/>
+            </w:pPr>
+            <w:r>
+              <w:rPr>
+                <w:color w:val="BBBBBB"/>
+                <w:sz w:val="18"/>
+                <w:szCs w:val="18"/>
+              </w:rPr>
+              <w:t xml:space="preserve">____________________________</w:t>
+            </w:r>
+          </w:p>
+          <w:p>
+            <w:pPr>
+              <w:spacing w:after="50" w:before="0"/>
+            </w:pPr>
+            <w:r>
+              <w:rPr>
+                <w:color w:val="BBBBBB"/>
+                <w:sz w:val="18"/>
+                <w:szCs w:val="18"/>
+              </w:rPr>
+              <w:t xml:space="preserve">____________________________</w:t>
+            </w:r>
+          </w:p>
+          <w:p>
+            <w:pPr>
+              <w:spacing w:after="50" w:before="0"/>
+            </w:pPr>
+            <w:r>
+              <w:rPr>
+                <w:color w:val="BBBBBB"/>
+                <w:sz w:val="18"/>
+                <w:szCs w:val="18"/>
+              </w:rPr>
+              <w:t xml:space="preserve">____________________________</w:t>
+            </w:r>
+          </w:p>
+        </w:tc>
+        <w:tc>
+          <w:tcPr>
+            <w:tcW w:type="dxa" w:w="3000"/>
+            <w:shd w:fill="FBF3E2" w:color="auto" w:val="clear"/>
+            <w:tcMar>
+              <w:top w:type="dxa" w:w="80"/>
+              <w:left w:type="dxa" w:w="100"/>
+              <w:bottom w:type="dxa" w:w="80"/>
+              <w:right w:type="dxa" w:w="100"/>
+            </w:tcMar>
+            <w:vAlign w:val="top"/>
+          </w:tcPr>
+          <w:p>
+            <w:pPr>
+              <w:spacing w:after="30" w:before="0"/>
+            </w:pPr>
+            <w:r>
+              <w:rPr>
+                <w:b/>
+                <w:bCs/>
+                <w:color w:val="0F2B3C"/>
+                <w:sz w:val="18"/>
+                <w:szCs w:val="18"/>
+              </w:rPr>
+              <w:t xml:space="preserve">Because... ________________</w:t>
+            </w:r>
+          </w:p>
+          <w:p>
+            <w:pPr>
+              <w:spacing w:after="50" w:before="0"/>
+            </w:pPr>
+            <w:r>
+              <w:rPr>
+                <w:color w:val="BBBBBB"/>
+                <w:sz w:val="18"/>
+                <w:szCs w:val="18"/>
+              </w:rPr>
+              <w:t xml:space="preserve">____________________________</w:t>
+            </w:r>
+          </w:p>
+          <w:p>
+            <w:pPr>
+              <w:spacing w:after="30" w:before="40"/>
+            </w:pPr>
+            <w:r>
+              <w:rPr>
+                <w:b/>
+                <w:bCs/>
+                <w:color w:val="1A6FB5"/>
+                <w:sz w:val="18"/>
+                <w:szCs w:val="18"/>
+              </w:rPr>
+              <w:t xml:space="preserve">Although... _______________</w:t>
+            </w:r>
+          </w:p>
+          <w:p>
+            <w:pPr>
+              <w:spacing w:after="50" w:before="0"/>
+            </w:pPr>
+            <w:r>
+              <w:rPr>
+                <w:color w:val="BBBBBB"/>
+                <w:sz w:val="18"/>
+                <w:szCs w:val="18"/>
+              </w:rPr>
+              <w:t xml:space="preserve">____________________________</w:t>
+            </w:r>
+          </w:p>
+          <w:p>
+            <w:pPr>
+              <w:spacing w:after="30" w:before="40"/>
+            </w:pPr>
+            <w:r>
+              <w:rPr>
+                <w:b/>
+                <w:bCs/>
+                <w:color w:val="7A5400"/>
+                <w:sz w:val="18"/>
+                <w:szCs w:val="18"/>
+              </w:rPr>
+              <w:t xml:space="preserve">Therefore... ______________</w:t>
+            </w:r>
+          </w:p>
+          <w:p>
+            <w:pPr>
+              <w:spacing w:after="50" w:before="0"/>
+            </w:pPr>
+            <w:r>
+              <w:rPr>
+                <w:color w:val="BBBBBB"/>
+                <w:sz w:val="18"/>
+                <w:szCs w:val="18"/>
+              </w:rPr>
+              <w:t xml:space="preserve">____________________________</w:t>
+            </w:r>
+          </w:p>
+        </w:tc>
+      </w:tr>
+    </w:tbl>
     <w:p>
       <w:pPr>
-        <w:spacing w:after="40" w:before="0"/>
-      </w:pPr>
-      <w:r>
-        <w:rPr>
-          <w:sz w:val="22"/>
-          <w:szCs w:val="22"/>
-        </w:rPr>
-        <w:t xml:space="preserve">1.  A point is 2 right and 4 up from (0,0). What are its coordinates?</w:t>
+        <w:spacing w:after="60" w:before="0"/>
+      </w:pPr>
+      <w:r>
+        <w:t xml:space="preserve"/>
       </w:r>
     </w:p>
+    <w:tbl>
+      <w:tblPr>
+        <w:tblW w:type="dxa" w:w="9360"/>
+        <w:tblBorders>
+          <w:top w:val="single" w:color="C7D2DD" w:sz="6"/>
+          <w:left w:val="single" w:color="C7D2DD" w:sz="6"/>
+          <w:bottom w:val="single" w:color="C7D2DD" w:sz="6"/>
+          <w:right w:val="single" w:color="C7D2DD" w:sz="6"/>
+          <w:insideH w:val="single" w:color="C7D2DD" w:sz="6"/>
+          <w:insideV w:val="single" w:color="C7D2DD" w:sz="6"/>
+        </w:tblBorders>
+      </w:tblPr>
+      <w:tblGrid>
+        <w:gridCol w:w="2800"/>
+        <w:gridCol w:w="3560"/>
+        <w:gridCol w:w="3000"/>
+      </w:tblGrid>
+      <w:tr>
+        <w:trPr>
+          <w:cantSplit/>
+          <w:tblHeader/>
+        </w:trPr>
+        <w:tc>
+          <w:tcPr>
+            <w:tcW w:type="dxa" w:w="2800"/>
+            <w:shd w:fill="EEF4F8" w:color="auto" w:val="clear"/>
+            <w:tcMar>
+              <w:top w:type="dxa" w:w="60"/>
+              <w:left w:type="dxa" w:w="100"/>
+              <w:bottom w:type="dxa" w:w="60"/>
+              <w:right w:type="dxa" w:w="100"/>
+            </w:tcMar>
+          </w:tcPr>
+          <w:p>
+            <w:pPr>
+              <w:spacing w:after="0" w:before="0"/>
+            </w:pPr>
+            <w:r>
+              <w:rPr>
+                <w:b/>
+                <w:bCs/>
+                <w:color w:val="0F2B3C"/>
+                <w:sz w:val="16"/>
+                <w:szCs w:val="16"/>
+              </w:rPr>
+              <w:t xml:space="preserve">CORE PROBLEM / GIVEN REPRESENTATION</w:t>
+            </w:r>
+          </w:p>
+        </w:tc>
+        <w:tc>
+          <w:tcPr>
+            <w:tcW w:type="dxa" w:w="3560"/>
+            <w:shd w:fill="EEF4F8" w:color="auto" w:val="clear"/>
+            <w:tcMar>
+              <w:top w:type="dxa" w:w="60"/>
+              <w:left w:type="dxa" w:w="100"/>
+              <w:bottom w:type="dxa" w:w="60"/>
+              <w:right w:type="dxa" w:w="100"/>
+            </w:tcMar>
+          </w:tcPr>
+          <w:p>
+            <w:pPr>
+              <w:spacing w:after="0" w:before="0"/>
+            </w:pPr>
+            <w:r>
+              <w:rPr>
+                <w:b/>
+                <w:bCs/>
+                <w:color w:val="0F2B3C"/>
+                <w:sz w:val="16"/>
+                <w:szCs w:val="16"/>
+              </w:rPr>
+              <w:t xml:space="preserve">WORKING SPACE / CALCULATION STEPS</w:t>
+            </w:r>
+          </w:p>
+        </w:tc>
+        <w:tc>
+          <w:tcPr>
+            <w:tcW w:type="dxa" w:w="3000"/>
+            <w:shd w:fill="FBF3E2" w:color="auto" w:val="clear"/>
+            <w:tcMar>
+              <w:top w:type="dxa" w:w="60"/>
+              <w:left w:type="dxa" w:w="100"/>
+              <w:bottom w:type="dxa" w:w="60"/>
+              <w:right w:type="dxa" w:w="100"/>
+            </w:tcMar>
+          </w:tcPr>
+          <w:p>
+            <w:pPr>
+              <w:spacing w:after="0" w:before="0"/>
+            </w:pPr>
+            <w:r>
+              <w:rPr>
+                <w:b/>
+                <w:bCs/>
+                <w:color w:val="7A5400"/>
+                <w:sz w:val="16"/>
+                <w:szCs w:val="16"/>
+              </w:rPr>
+              <w:t xml:space="preserve">EXPLAIN YOUR REASONING</w:t>
+            </w:r>
+          </w:p>
+        </w:tc>
+      </w:tr>
+      <w:tr>
+        <w:trPr>
+          <w:cantSplit/>
+        </w:trPr>
+        <w:tc>
+          <w:tcPr>
+            <w:tcW w:type="dxa" w:w="2800"/>
+            <w:tcMar>
+              <w:top w:type="dxa" w:w="80"/>
+              <w:left w:type="dxa" w:w="100"/>
+              <w:bottom w:type="dxa" w:w="80"/>
+              <w:right w:type="dxa" w:w="100"/>
+            </w:tcMar>
+            <w:vAlign w:val="top"/>
+          </w:tcPr>
+          <w:p>
+            <w:pPr>
+              <w:spacing w:after="40" w:before="0"/>
+            </w:pPr>
+            <w:r>
+              <w:rPr>
+                <w:b/>
+                <w:bCs/>
+                <w:color w:val="0F2B3C"/>
+                <w:sz w:val="20"/>
+                <w:szCs w:val="20"/>
+              </w:rPr>
+              <w:t xml:space="preserve">2.  In the point (6, 3), what is the y-coordinate (how far up)?</w:t>
+            </w:r>
+          </w:p>
+        </w:tc>
+        <w:tc>
+          <w:tcPr>
+            <w:tcW w:type="dxa" w:w="3560"/>
+            <w:tcMar>
+              <w:top w:type="dxa" w:w="80"/>
+              <w:left w:type="dxa" w:w="100"/>
+              <w:bottom w:type="dxa" w:w="80"/>
+              <w:right w:type="dxa" w:w="100"/>
+            </w:tcMar>
+            <w:vAlign w:val="top"/>
+          </w:tcPr>
+          <w:p>
+            <w:pPr>
+              <w:spacing w:after="50" w:before="0"/>
+            </w:pPr>
+            <w:r>
+              <w:rPr>
+                <w:color w:val="BBBBBB"/>
+                <w:sz w:val="18"/>
+                <w:szCs w:val="18"/>
+              </w:rPr>
+              <w:t xml:space="preserve">____________________________</w:t>
+            </w:r>
+          </w:p>
+          <w:p>
+            <w:pPr>
+              <w:spacing w:after="50" w:before="0"/>
+            </w:pPr>
+            <w:r>
+              <w:rPr>
+                <w:color w:val="BBBBBB"/>
+                <w:sz w:val="18"/>
+                <w:szCs w:val="18"/>
+              </w:rPr>
+              <w:t xml:space="preserve">____________________________</w:t>
+            </w:r>
+          </w:p>
+          <w:p>
+            <w:pPr>
+              <w:spacing w:after="50" w:before="0"/>
+            </w:pPr>
+            <w:r>
+              <w:rPr>
+                <w:color w:val="BBBBBB"/>
+                <w:sz w:val="18"/>
+                <w:szCs w:val="18"/>
+              </w:rPr>
+              <w:t xml:space="preserve">____________________________</w:t>
+            </w:r>
+          </w:p>
+          <w:p>
+            <w:pPr>
+              <w:spacing w:after="50" w:before="0"/>
+            </w:pPr>
+            <w:r>
+              <w:rPr>
+                <w:color w:val="BBBBBB"/>
+                <w:sz w:val="18"/>
+                <w:szCs w:val="18"/>
+              </w:rPr>
+              <w:t xml:space="preserve">____________________________</w:t>
+            </w:r>
+          </w:p>
+        </w:tc>
+        <w:tc>
+          <w:tcPr>
+            <w:tcW w:type="dxa" w:w="3000"/>
+            <w:shd w:fill="FBF3E2" w:color="auto" w:val="clear"/>
+            <w:tcMar>
+              <w:top w:type="dxa" w:w="80"/>
+              <w:left w:type="dxa" w:w="100"/>
+              <w:bottom w:type="dxa" w:w="80"/>
+              <w:right w:type="dxa" w:w="100"/>
+            </w:tcMar>
+            <w:vAlign w:val="top"/>
+          </w:tcPr>
+          <w:p>
+            <w:pPr>
+              <w:spacing w:after="30" w:before="0"/>
+            </w:pPr>
+            <w:r>
+              <w:rPr>
+                <w:b/>
+                <w:bCs/>
+                <w:color w:val="0F2B3C"/>
+                <w:sz w:val="18"/>
+                <w:szCs w:val="18"/>
+              </w:rPr>
+              <w:t xml:space="preserve">Because... ________________</w:t>
+            </w:r>
+          </w:p>
+          <w:p>
+            <w:pPr>
+              <w:spacing w:after="50" w:before="0"/>
+            </w:pPr>
+            <w:r>
+              <w:rPr>
+                <w:color w:val="BBBBBB"/>
+                <w:sz w:val="18"/>
+                <w:szCs w:val="18"/>
+              </w:rPr>
+              <w:t xml:space="preserve">____________________________</w:t>
+            </w:r>
+          </w:p>
+          <w:p>
+            <w:pPr>
+              <w:spacing w:after="30" w:before="40"/>
+            </w:pPr>
+            <w:r>
+              <w:rPr>
+                <w:b/>
+                <w:bCs/>
+                <w:color w:val="1A6FB5"/>
+                <w:sz w:val="18"/>
+                <w:szCs w:val="18"/>
+              </w:rPr>
+              <w:t xml:space="preserve">Although... _______________</w:t>
+            </w:r>
+          </w:p>
+          <w:p>
+            <w:pPr>
+              <w:spacing w:after="50" w:before="0"/>
+            </w:pPr>
+            <w:r>
+              <w:rPr>
+                <w:color w:val="BBBBBB"/>
+                <w:sz w:val="18"/>
+                <w:szCs w:val="18"/>
+              </w:rPr>
+              <w:t xml:space="preserve">____________________________</w:t>
+            </w:r>
+          </w:p>
+          <w:p>
+            <w:pPr>
+              <w:spacing w:after="30" w:before="40"/>
+            </w:pPr>
+            <w:r>
+              <w:rPr>
+                <w:b/>
+                <w:bCs/>
+                <w:color w:val="7A5400"/>
+                <w:sz w:val="18"/>
+                <w:szCs w:val="18"/>
+              </w:rPr>
+              <w:t xml:space="preserve">Therefore... ______________</w:t>
+            </w:r>
+          </w:p>
+          <w:p>
+            <w:pPr>
+              <w:spacing w:after="50" w:before="0"/>
+            </w:pPr>
+            <w:r>
+              <w:rPr>
+                <w:color w:val="BBBBBB"/>
+                <w:sz w:val="18"/>
+                <w:szCs w:val="18"/>
+              </w:rPr>
+              <w:t xml:space="preserve">____________________________</w:t>
+            </w:r>
+          </w:p>
+        </w:tc>
+      </w:tr>
+    </w:tbl>
     <w:p>
       <w:pPr>
-        <w:spacing w:after="40" w:before="0"/>
-      </w:pPr>
-      <w:r>
-        <w:rPr>
-          <w:color w:val="5E6E7E"/>
-          <w:sz w:val="20"/>
-          <w:szCs w:val="20"/>
-        </w:rPr>
-        <w:t xml:space="preserve">     choices: (4, 2)   /   (2, 4)   /   (2, 2)   /   (0, 0)</w:t>
-      </w:r>
-    </w:p>
-    <w:p>
-      <w:pPr>
-        <w:spacing w:after="80" w:before="0"/>
-      </w:pPr>
-      <w:r>
-        <w:rPr>
-          <w:color w:val="BBBBBB"/>
-        </w:rPr>
-        <w:t xml:space="preserve">____________________________________________________</w:t>
-      </w:r>
-    </w:p>
-    <w:p>
-      <w:pPr>
-        <w:spacing w:after="40" w:before="0"/>
-      </w:pPr>
-      <w:r>
-        <w:rPr>
-          <w:sz w:val="22"/>
-          <w:szCs w:val="22"/>
-        </w:rPr>
-        <w:t xml:space="preserve">2.  In the point (6, 3), what is the y-coordinate (how far up)?</w:t>
-      </w:r>
-    </w:p>
-    <w:p>
-      <w:pPr>
-        <w:spacing w:after="80" w:before="0"/>
-      </w:pPr>
-      <w:r>
-        <w:rPr>
-          <w:color w:val="BBBBBB"/>
-        </w:rPr>
-        <w:t xml:space="preserve">____________________________________________________</w:t>
+        <w:spacing w:after="60" w:before="0"/>
+      </w:pPr>
+      <w:r>
+        <w:t xml:space="preserve"/>
       </w:r>
     </w:p>
     <w:p>
@@ -313,63 +3256,629 @@
         <w:t xml:space="preserve">Stretch your reading of points.</w:t>
       </w:r>
     </w:p>
+    <w:tbl>
+      <w:tblPr>
+        <w:tblW w:type="dxa" w:w="9360"/>
+        <w:tblBorders>
+          <w:top w:val="single" w:color="C7D2DD" w:sz="6"/>
+          <w:left w:val="single" w:color="C7D2DD" w:sz="6"/>
+          <w:bottom w:val="single" w:color="C7D2DD" w:sz="6"/>
+          <w:right w:val="single" w:color="C7D2DD" w:sz="6"/>
+          <w:insideH w:val="single" w:color="C7D2DD" w:sz="6"/>
+          <w:insideV w:val="single" w:color="C7D2DD" w:sz="6"/>
+        </w:tblBorders>
+      </w:tblPr>
+      <w:tblGrid>
+        <w:gridCol w:w="2800"/>
+        <w:gridCol w:w="3560"/>
+        <w:gridCol w:w="3000"/>
+      </w:tblGrid>
+      <w:tr>
+        <w:trPr>
+          <w:cantSplit/>
+          <w:tblHeader/>
+        </w:trPr>
+        <w:tc>
+          <w:tcPr>
+            <w:tcW w:type="dxa" w:w="2800"/>
+            <w:shd w:fill="EEF4F8" w:color="auto" w:val="clear"/>
+            <w:tcMar>
+              <w:top w:type="dxa" w:w="60"/>
+              <w:left w:type="dxa" w:w="100"/>
+              <w:bottom w:type="dxa" w:w="60"/>
+              <w:right w:type="dxa" w:w="100"/>
+            </w:tcMar>
+          </w:tcPr>
+          <w:p>
+            <w:pPr>
+              <w:spacing w:after="0" w:before="0"/>
+            </w:pPr>
+            <w:r>
+              <w:rPr>
+                <w:b/>
+                <w:bCs/>
+                <w:color w:val="0F2B3C"/>
+                <w:sz w:val="16"/>
+                <w:szCs w:val="16"/>
+              </w:rPr>
+              <w:t xml:space="preserve">CORE PROBLEM / GIVEN REPRESENTATION</w:t>
+            </w:r>
+          </w:p>
+        </w:tc>
+        <w:tc>
+          <w:tcPr>
+            <w:tcW w:type="dxa" w:w="3560"/>
+            <w:shd w:fill="EEF4F8" w:color="auto" w:val="clear"/>
+            <w:tcMar>
+              <w:top w:type="dxa" w:w="60"/>
+              <w:left w:type="dxa" w:w="100"/>
+              <w:bottom w:type="dxa" w:w="60"/>
+              <w:right w:type="dxa" w:w="100"/>
+            </w:tcMar>
+          </w:tcPr>
+          <w:p>
+            <w:pPr>
+              <w:spacing w:after="0" w:before="0"/>
+            </w:pPr>
+            <w:r>
+              <w:rPr>
+                <w:b/>
+                <w:bCs/>
+                <w:color w:val="0F2B3C"/>
+                <w:sz w:val="16"/>
+                <w:szCs w:val="16"/>
+              </w:rPr>
+              <w:t xml:space="preserve">WORKING SPACE / CALCULATION STEPS</w:t>
+            </w:r>
+          </w:p>
+        </w:tc>
+        <w:tc>
+          <w:tcPr>
+            <w:tcW w:type="dxa" w:w="3000"/>
+            <w:shd w:fill="FBF3E2" w:color="auto" w:val="clear"/>
+            <w:tcMar>
+              <w:top w:type="dxa" w:w="60"/>
+              <w:left w:type="dxa" w:w="100"/>
+              <w:bottom w:type="dxa" w:w="60"/>
+              <w:right w:type="dxa" w:w="100"/>
+            </w:tcMar>
+          </w:tcPr>
+          <w:p>
+            <w:pPr>
+              <w:spacing w:after="0" w:before="0"/>
+            </w:pPr>
+            <w:r>
+              <w:rPr>
+                <w:b/>
+                <w:bCs/>
+                <w:color w:val="7A5400"/>
+                <w:sz w:val="16"/>
+                <w:szCs w:val="16"/>
+              </w:rPr>
+              <w:t xml:space="preserve">EXPLAIN YOUR REASONING</w:t>
+            </w:r>
+          </w:p>
+        </w:tc>
+      </w:tr>
+      <w:tr>
+        <w:trPr>
+          <w:cantSplit/>
+        </w:trPr>
+        <w:tc>
+          <w:tcPr>
+            <w:tcW w:type="dxa" w:w="2800"/>
+            <w:tcMar>
+              <w:top w:type="dxa" w:w="80"/>
+              <w:left w:type="dxa" w:w="100"/>
+              <w:bottom w:type="dxa" w:w="80"/>
+              <w:right w:type="dxa" w:w="100"/>
+            </w:tcMar>
+            <w:vAlign w:val="top"/>
+          </w:tcPr>
+          <w:p>
+            <w:pPr>
+              <w:spacing w:after="40" w:before="0"/>
+            </w:pPr>
+            <w:r>
+              <w:rPr>
+                <w:b/>
+                <w:bCs/>
+                <w:color w:val="0F2B3C"/>
+                <w:sz w:val="20"/>
+                <w:szCs w:val="20"/>
+              </w:rPr>
+              <w:t xml:space="preserve">1.  Which point is farther to the right?</w:t>
+            </w:r>
+          </w:p>
+          <w:p>
+            <w:pPr>
+              <w:spacing w:after="0" w:before="0"/>
+            </w:pPr>
+            <w:r>
+              <w:rPr>
+                <w:color w:val="5E6E7E"/>
+                <w:sz w:val="18"/>
+                <w:szCs w:val="18"/>
+              </w:rPr>
+              <w:t xml:space="preserve">Choices: (7, 1)   /   (3, 5)</w:t>
+            </w:r>
+          </w:p>
+        </w:tc>
+        <w:tc>
+          <w:tcPr>
+            <w:tcW w:type="dxa" w:w="3560"/>
+            <w:tcMar>
+              <w:top w:type="dxa" w:w="80"/>
+              <w:left w:type="dxa" w:w="100"/>
+              <w:bottom w:type="dxa" w:w="80"/>
+              <w:right w:type="dxa" w:w="100"/>
+            </w:tcMar>
+            <w:vAlign w:val="top"/>
+          </w:tcPr>
+          <w:p>
+            <w:pPr>
+              <w:spacing w:after="50" w:before="0"/>
+            </w:pPr>
+            <w:r>
+              <w:rPr>
+                <w:color w:val="BBBBBB"/>
+                <w:sz w:val="18"/>
+                <w:szCs w:val="18"/>
+              </w:rPr>
+              <w:t xml:space="preserve">____________________________</w:t>
+            </w:r>
+          </w:p>
+          <w:p>
+            <w:pPr>
+              <w:spacing w:after="50" w:before="0"/>
+            </w:pPr>
+            <w:r>
+              <w:rPr>
+                <w:color w:val="BBBBBB"/>
+                <w:sz w:val="18"/>
+                <w:szCs w:val="18"/>
+              </w:rPr>
+              <w:t xml:space="preserve">____________________________</w:t>
+            </w:r>
+          </w:p>
+          <w:p>
+            <w:pPr>
+              <w:spacing w:after="50" w:before="0"/>
+            </w:pPr>
+            <w:r>
+              <w:rPr>
+                <w:color w:val="BBBBBB"/>
+                <w:sz w:val="18"/>
+                <w:szCs w:val="18"/>
+              </w:rPr>
+              <w:t xml:space="preserve">____________________________</w:t>
+            </w:r>
+          </w:p>
+          <w:p>
+            <w:pPr>
+              <w:spacing w:after="50" w:before="0"/>
+            </w:pPr>
+            <w:r>
+              <w:rPr>
+                <w:color w:val="BBBBBB"/>
+                <w:sz w:val="18"/>
+                <w:szCs w:val="18"/>
+              </w:rPr>
+              <w:t xml:space="preserve">____________________________</w:t>
+            </w:r>
+          </w:p>
+        </w:tc>
+        <w:tc>
+          <w:tcPr>
+            <w:tcW w:type="dxa" w:w="3000"/>
+            <w:shd w:fill="FBF3E2" w:color="auto" w:val="clear"/>
+            <w:tcMar>
+              <w:top w:type="dxa" w:w="80"/>
+              <w:left w:type="dxa" w:w="100"/>
+              <w:bottom w:type="dxa" w:w="80"/>
+              <w:right w:type="dxa" w:w="100"/>
+            </w:tcMar>
+            <w:vAlign w:val="top"/>
+          </w:tcPr>
+          <w:p>
+            <w:pPr>
+              <w:spacing w:after="30" w:before="0"/>
+            </w:pPr>
+            <w:r>
+              <w:rPr>
+                <w:b/>
+                <w:bCs/>
+                <w:color w:val="0F2B3C"/>
+                <w:sz w:val="18"/>
+                <w:szCs w:val="18"/>
+              </w:rPr>
+              <w:t xml:space="preserve">Because... ________________</w:t>
+            </w:r>
+          </w:p>
+          <w:p>
+            <w:pPr>
+              <w:spacing w:after="50" w:before="0"/>
+            </w:pPr>
+            <w:r>
+              <w:rPr>
+                <w:color w:val="BBBBBB"/>
+                <w:sz w:val="18"/>
+                <w:szCs w:val="18"/>
+              </w:rPr>
+              <w:t xml:space="preserve">____________________________</w:t>
+            </w:r>
+          </w:p>
+          <w:p>
+            <w:pPr>
+              <w:spacing w:after="30" w:before="40"/>
+            </w:pPr>
+            <w:r>
+              <w:rPr>
+                <w:b/>
+                <w:bCs/>
+                <w:color w:val="1A6FB5"/>
+                <w:sz w:val="18"/>
+                <w:szCs w:val="18"/>
+              </w:rPr>
+              <w:t xml:space="preserve">Although... _______________</w:t>
+            </w:r>
+          </w:p>
+          <w:p>
+            <w:pPr>
+              <w:spacing w:after="50" w:before="0"/>
+            </w:pPr>
+            <w:r>
+              <w:rPr>
+                <w:color w:val="BBBBBB"/>
+                <w:sz w:val="18"/>
+                <w:szCs w:val="18"/>
+              </w:rPr>
+              <w:t xml:space="preserve">____________________________</w:t>
+            </w:r>
+          </w:p>
+          <w:p>
+            <w:pPr>
+              <w:spacing w:after="30" w:before="40"/>
+            </w:pPr>
+            <w:r>
+              <w:rPr>
+                <w:b/>
+                <w:bCs/>
+                <w:color w:val="7A5400"/>
+                <w:sz w:val="18"/>
+                <w:szCs w:val="18"/>
+              </w:rPr>
+              <w:t xml:space="preserve">Therefore... ______________</w:t>
+            </w:r>
+          </w:p>
+          <w:p>
+            <w:pPr>
+              <w:spacing w:after="50" w:before="0"/>
+            </w:pPr>
+            <w:r>
+              <w:rPr>
+                <w:color w:val="BBBBBB"/>
+                <w:sz w:val="18"/>
+                <w:szCs w:val="18"/>
+              </w:rPr>
+              <w:t xml:space="preserve">____________________________</w:t>
+            </w:r>
+          </w:p>
+        </w:tc>
+      </w:tr>
+    </w:tbl>
     <w:p>
       <w:pPr>
-        <w:spacing w:after="40" w:before="0"/>
-      </w:pPr>
-      <w:r>
-        <w:rPr>
-          <w:sz w:val="22"/>
-          <w:szCs w:val="22"/>
-        </w:rPr>
-        <w:t xml:space="preserve">1.  Which point is farther to the right?</w:t>
+        <w:spacing w:after="60" w:before="0"/>
+      </w:pPr>
+      <w:r>
+        <w:t xml:space="preserve"/>
       </w:r>
     </w:p>
+    <w:tbl>
+      <w:tblPr>
+        <w:tblW w:type="dxa" w:w="9360"/>
+        <w:tblBorders>
+          <w:top w:val="single" w:color="C7D2DD" w:sz="6"/>
+          <w:left w:val="single" w:color="C7D2DD" w:sz="6"/>
+          <w:bottom w:val="single" w:color="C7D2DD" w:sz="6"/>
+          <w:right w:val="single" w:color="C7D2DD" w:sz="6"/>
+          <w:insideH w:val="single" w:color="C7D2DD" w:sz="6"/>
+          <w:insideV w:val="single" w:color="C7D2DD" w:sz="6"/>
+        </w:tblBorders>
+      </w:tblPr>
+      <w:tblGrid>
+        <w:gridCol w:w="2800"/>
+        <w:gridCol w:w="3560"/>
+        <w:gridCol w:w="3000"/>
+      </w:tblGrid>
+      <w:tr>
+        <w:trPr>
+          <w:cantSplit/>
+          <w:tblHeader/>
+        </w:trPr>
+        <w:tc>
+          <w:tcPr>
+            <w:tcW w:type="dxa" w:w="2800"/>
+            <w:shd w:fill="EEF4F8" w:color="auto" w:val="clear"/>
+            <w:tcMar>
+              <w:top w:type="dxa" w:w="60"/>
+              <w:left w:type="dxa" w:w="100"/>
+              <w:bottom w:type="dxa" w:w="60"/>
+              <w:right w:type="dxa" w:w="100"/>
+            </w:tcMar>
+          </w:tcPr>
+          <w:p>
+            <w:pPr>
+              <w:spacing w:after="0" w:before="0"/>
+            </w:pPr>
+            <w:r>
+              <w:rPr>
+                <w:b/>
+                <w:bCs/>
+                <w:color w:val="0F2B3C"/>
+                <w:sz w:val="16"/>
+                <w:szCs w:val="16"/>
+              </w:rPr>
+              <w:t xml:space="preserve">CORE PROBLEM / GIVEN REPRESENTATION</w:t>
+            </w:r>
+          </w:p>
+        </w:tc>
+        <w:tc>
+          <w:tcPr>
+            <w:tcW w:type="dxa" w:w="3560"/>
+            <w:shd w:fill="EEF4F8" w:color="auto" w:val="clear"/>
+            <w:tcMar>
+              <w:top w:type="dxa" w:w="60"/>
+              <w:left w:type="dxa" w:w="100"/>
+              <w:bottom w:type="dxa" w:w="60"/>
+              <w:right w:type="dxa" w:w="100"/>
+            </w:tcMar>
+          </w:tcPr>
+          <w:p>
+            <w:pPr>
+              <w:spacing w:after="0" w:before="0"/>
+            </w:pPr>
+            <w:r>
+              <w:rPr>
+                <w:b/>
+                <w:bCs/>
+                <w:color w:val="0F2B3C"/>
+                <w:sz w:val="16"/>
+                <w:szCs w:val="16"/>
+              </w:rPr>
+              <w:t xml:space="preserve">WORKING SPACE / CALCULATION STEPS</w:t>
+            </w:r>
+          </w:p>
+        </w:tc>
+        <w:tc>
+          <w:tcPr>
+            <w:tcW w:type="dxa" w:w="3000"/>
+            <w:shd w:fill="FBF3E2" w:color="auto" w:val="clear"/>
+            <w:tcMar>
+              <w:top w:type="dxa" w:w="60"/>
+              <w:left w:type="dxa" w:w="100"/>
+              <w:bottom w:type="dxa" w:w="60"/>
+              <w:right w:type="dxa" w:w="100"/>
+            </w:tcMar>
+          </w:tcPr>
+          <w:p>
+            <w:pPr>
+              <w:spacing w:after="0" w:before="0"/>
+            </w:pPr>
+            <w:r>
+              <w:rPr>
+                <w:b/>
+                <w:bCs/>
+                <w:color w:val="7A5400"/>
+                <w:sz w:val="16"/>
+                <w:szCs w:val="16"/>
+              </w:rPr>
+              <w:t xml:space="preserve">EXPLAIN YOUR REASONING</w:t>
+            </w:r>
+          </w:p>
+        </w:tc>
+      </w:tr>
+      <w:tr>
+        <w:trPr>
+          <w:cantSplit/>
+        </w:trPr>
+        <w:tc>
+          <w:tcPr>
+            <w:tcW w:type="dxa" w:w="2800"/>
+            <w:tcMar>
+              <w:top w:type="dxa" w:w="80"/>
+              <w:left w:type="dxa" w:w="100"/>
+              <w:bottom w:type="dxa" w:w="80"/>
+              <w:right w:type="dxa" w:w="100"/>
+            </w:tcMar>
+            <w:vAlign w:val="top"/>
+          </w:tcPr>
+          <w:p>
+            <w:pPr>
+              <w:spacing w:after="40" w:before="0"/>
+            </w:pPr>
+            <w:r>
+              <w:rPr>
+                <w:b/>
+                <w:bCs/>
+                <w:color w:val="0F2B3C"/>
+                <w:sz w:val="20"/>
+                <w:szCs w:val="20"/>
+              </w:rPr>
+              <w:t xml:space="preserve">2.  A point is at (4, 4). If you keep y the same but move 2 more right, what is the new x?</w:t>
+            </w:r>
+          </w:p>
+        </w:tc>
+        <w:tc>
+          <w:tcPr>
+            <w:tcW w:type="dxa" w:w="3560"/>
+            <w:tcMar>
+              <w:top w:type="dxa" w:w="80"/>
+              <w:left w:type="dxa" w:w="100"/>
+              <w:bottom w:type="dxa" w:w="80"/>
+              <w:right w:type="dxa" w:w="100"/>
+            </w:tcMar>
+            <w:vAlign w:val="top"/>
+          </w:tcPr>
+          <w:p>
+            <w:pPr>
+              <w:spacing w:after="50" w:before="0"/>
+            </w:pPr>
+            <w:r>
+              <w:rPr>
+                <w:color w:val="BBBBBB"/>
+                <w:sz w:val="18"/>
+                <w:szCs w:val="18"/>
+              </w:rPr>
+              <w:t xml:space="preserve">____________________________</w:t>
+            </w:r>
+          </w:p>
+          <w:p>
+            <w:pPr>
+              <w:spacing w:after="50" w:before="0"/>
+            </w:pPr>
+            <w:r>
+              <w:rPr>
+                <w:color w:val="BBBBBB"/>
+                <w:sz w:val="18"/>
+                <w:szCs w:val="18"/>
+              </w:rPr>
+              <w:t xml:space="preserve">____________________________</w:t>
+            </w:r>
+          </w:p>
+          <w:p>
+            <w:pPr>
+              <w:spacing w:after="50" w:before="0"/>
+            </w:pPr>
+            <w:r>
+              <w:rPr>
+                <w:color w:val="BBBBBB"/>
+                <w:sz w:val="18"/>
+                <w:szCs w:val="18"/>
+              </w:rPr>
+              <w:t xml:space="preserve">____________________________</w:t>
+            </w:r>
+          </w:p>
+          <w:p>
+            <w:pPr>
+              <w:spacing w:after="50" w:before="0"/>
+            </w:pPr>
+            <w:r>
+              <w:rPr>
+                <w:color w:val="BBBBBB"/>
+                <w:sz w:val="18"/>
+                <w:szCs w:val="18"/>
+              </w:rPr>
+              <w:t xml:space="preserve">____________________________</w:t>
+            </w:r>
+          </w:p>
+        </w:tc>
+        <w:tc>
+          <w:tcPr>
+            <w:tcW w:type="dxa" w:w="3000"/>
+            <w:shd w:fill="FBF3E2" w:color="auto" w:val="clear"/>
+            <w:tcMar>
+              <w:top w:type="dxa" w:w="80"/>
+              <w:left w:type="dxa" w:w="100"/>
+              <w:bottom w:type="dxa" w:w="80"/>
+              <w:right w:type="dxa" w:w="100"/>
+            </w:tcMar>
+            <w:vAlign w:val="top"/>
+          </w:tcPr>
+          <w:p>
+            <w:pPr>
+              <w:spacing w:after="30" w:before="0"/>
+            </w:pPr>
+            <w:r>
+              <w:rPr>
+                <w:b/>
+                <w:bCs/>
+                <w:color w:val="0F2B3C"/>
+                <w:sz w:val="18"/>
+                <w:szCs w:val="18"/>
+              </w:rPr>
+              <w:t xml:space="preserve">Because... ________________</w:t>
+            </w:r>
+          </w:p>
+          <w:p>
+            <w:pPr>
+              <w:spacing w:after="50" w:before="0"/>
+            </w:pPr>
+            <w:r>
+              <w:rPr>
+                <w:color w:val="BBBBBB"/>
+                <w:sz w:val="18"/>
+                <w:szCs w:val="18"/>
+              </w:rPr>
+              <w:t xml:space="preserve">____________________________</w:t>
+            </w:r>
+          </w:p>
+          <w:p>
+            <w:pPr>
+              <w:spacing w:after="30" w:before="40"/>
+            </w:pPr>
+            <w:r>
+              <w:rPr>
+                <w:b/>
+                <w:bCs/>
+                <w:color w:val="1A6FB5"/>
+                <w:sz w:val="18"/>
+                <w:szCs w:val="18"/>
+              </w:rPr>
+              <w:t xml:space="preserve">Although... _______________</w:t>
+            </w:r>
+          </w:p>
+          <w:p>
+            <w:pPr>
+              <w:spacing w:after="50" w:before="0"/>
+            </w:pPr>
+            <w:r>
+              <w:rPr>
+                <w:color w:val="BBBBBB"/>
+                <w:sz w:val="18"/>
+                <w:szCs w:val="18"/>
+              </w:rPr>
+              <w:t xml:space="preserve">____________________________</w:t>
+            </w:r>
+          </w:p>
+          <w:p>
+            <w:pPr>
+              <w:spacing w:after="30" w:before="40"/>
+            </w:pPr>
+            <w:r>
+              <w:rPr>
+                <w:b/>
+                <w:bCs/>
+                <w:color w:val="7A5400"/>
+                <w:sz w:val="18"/>
+                <w:szCs w:val="18"/>
+              </w:rPr>
+              <w:t xml:space="preserve">Therefore... ______________</w:t>
+            </w:r>
+          </w:p>
+          <w:p>
+            <w:pPr>
+              <w:spacing w:after="50" w:before="0"/>
+            </w:pPr>
+            <w:r>
+              <w:rPr>
+                <w:color w:val="BBBBBB"/>
+                <w:sz w:val="18"/>
+                <w:szCs w:val="18"/>
+              </w:rPr>
+              <w:t xml:space="preserve">____________________________</w:t>
+            </w:r>
+          </w:p>
+        </w:tc>
+      </w:tr>
+    </w:tbl>
     <w:p>
       <w:pPr>
-        <w:spacing w:after="40" w:before="0"/>
-      </w:pPr>
-      <w:r>
-        <w:rPr>
-          <w:color w:val="5E6E7E"/>
-          <w:sz w:val="20"/>
-          <w:szCs w:val="20"/>
-        </w:rPr>
-        <w:t xml:space="preserve">     choices: (7, 1)   /   (3, 5)</w:t>
-      </w:r>
-    </w:p>
-    <w:p>
-      <w:pPr>
-        <w:spacing w:after="80" w:before="0"/>
-      </w:pPr>
-      <w:r>
-        <w:rPr>
-          <w:color w:val="BBBBBB"/>
-        </w:rPr>
-        <w:t xml:space="preserve">____________________________________________________</w:t>
-      </w:r>
-    </w:p>
-    <w:p>
-      <w:pPr>
-        <w:spacing w:after="40" w:before="0"/>
-      </w:pPr>
-      <w:r>
-        <w:rPr>
-          <w:sz w:val="22"/>
-          <w:szCs w:val="22"/>
-        </w:rPr>
-        <w:t xml:space="preserve">2.  A point is at (4, 4). If you keep y the same but move 2 more right, what is the new x?</w:t>
-      </w:r>
-    </w:p>
-    <w:p>
-      <w:pPr>
-        <w:spacing w:after="80" w:before="0"/>
-      </w:pPr>
-      <w:r>
-        <w:rPr>
-          <w:color w:val="BBBBBB"/>
-        </w:rPr>
-        <w:t xml:space="preserve">____________________________________________________</w:t>
+        <w:spacing w:after="60" w:before="0"/>
+      </w:pPr>
+      <w:r>
+        <w:t xml:space="preserve"/>
       </w:r>
     </w:p>
     <w:p>
@@ -446,6 +3955,141 @@
         <w:t xml:space="preserve">____________________________________________________</w:t>
       </w:r>
     </w:p>
+    <w:tbl>
+      <w:tblPr>
+        <w:tblW w:type="dxa" w:w="9360"/>
+        <w:tblBorders>
+          <w:top w:val="single" w:color="C7D2DD" w:sz="6"/>
+          <w:left w:val="single" w:color="C7D2DD" w:sz="6"/>
+          <w:bottom w:val="single" w:color="C7D2DD" w:sz="6"/>
+          <w:right w:val="single" w:color="C7D2DD" w:sz="6"/>
+          <w:insideH w:val="single" w:color="C7D2DD" w:sz="6"/>
+          <w:insideV w:val="single" w:color="C7D2DD" w:sz="6"/>
+        </w:tblBorders>
+      </w:tblPr>
+      <w:tblGrid>
+        <w:gridCol w:w="3120"/>
+        <w:gridCol w:w="3120"/>
+        <w:gridCol w:w="3120"/>
+      </w:tblGrid>
+      <w:tr>
+        <w:trPr>
+          <w:cantSplit/>
+          <w:tblHeader/>
+        </w:trPr>
+        <w:tc>
+          <w:tcPr>
+            <w:tcW w:type="dxa" w:w="9360"/>
+            <w:gridSpan w:val="3"/>
+            <w:shd w:fill="EEF4F8" w:color="auto" w:val="clear"/>
+            <w:tcMar>
+              <w:top w:type="dxa" w:w="60"/>
+              <w:left w:type="dxa" w:w="100"/>
+              <w:bottom w:type="dxa" w:w="60"/>
+              <w:right w:type="dxa" w:w="100"/>
+            </w:tcMar>
+          </w:tcPr>
+          <w:p>
+            <w:pPr>
+              <w:spacing w:after="0" w:before="0"/>
+            </w:pPr>
+            <w:r>
+              <w:rPr>
+                <w:b/>
+                <w:bCs/>
+                <w:color w:val="0F2B3C"/>
+                <w:sz w:val="18"/>
+                <w:szCs w:val="18"/>
+              </w:rPr>
+              <w:t xml:space="preserve">EXIT CHECK · 3-POINT SELF-ASSESSMENT CHECKLIST</w:t>
+            </w:r>
+          </w:p>
+        </w:tc>
+      </w:tr>
+      <w:tr>
+        <w:trPr>
+          <w:cantSplit/>
+        </w:trPr>
+        <w:tc>
+          <w:tcPr>
+            <w:tcW w:type="dxa" w:w="3120"/>
+            <w:tcMar>
+              <w:top w:type="dxa" w:w="80"/>
+              <w:left w:type="dxa" w:w="100"/>
+              <w:bottom w:type="dxa" w:w="80"/>
+              <w:right w:type="dxa" w:w="100"/>
+            </w:tcMar>
+          </w:tcPr>
+          <w:p>
+            <w:pPr>
+              <w:spacing w:after="0" w:before="0"/>
+            </w:pPr>
+            <w:r>
+              <w:rPr>
+                <w:b/>
+                <w:bCs/>
+                <w:color w:val="0F2B3C"/>
+                <w:sz w:val="18"/>
+                <w:szCs w:val="18"/>
+              </w:rPr>
+              <w:t xml:space="preserve">☐ 1. Units &amp; Labels Verified</w:t>
+            </w:r>
+          </w:p>
+        </w:tc>
+        <w:tc>
+          <w:tcPr>
+            <w:tcW w:type="dxa" w:w="3120"/>
+            <w:tcMar>
+              <w:top w:type="dxa" w:w="80"/>
+              <w:left w:type="dxa" w:w="100"/>
+              <w:bottom w:type="dxa" w:w="80"/>
+              <w:right w:type="dxa" w:w="100"/>
+            </w:tcMar>
+          </w:tcPr>
+          <w:p>
+            <w:pPr>
+              <w:spacing w:after="0" w:before="0"/>
+            </w:pPr>
+            <w:r>
+              <w:rPr>
+                <w:b/>
+                <w:bCs/>
+                <w:color w:val="0F2B3C"/>
+                <w:sz w:val="18"/>
+                <w:szCs w:val="18"/>
+              </w:rPr>
+              <w:t xml:space="preserve">☐ 2. Reasoning Stated (Because / Although / Therefore)</w:t>
+            </w:r>
+          </w:p>
+        </w:tc>
+        <w:tc>
+          <w:tcPr>
+            <w:tcW w:type="dxa" w:w="3120"/>
+            <w:tcMar>
+              <w:top w:type="dxa" w:w="80"/>
+              <w:left w:type="dxa" w:w="100"/>
+              <w:bottom w:type="dxa" w:w="80"/>
+              <w:right w:type="dxa" w:w="100"/>
+            </w:tcMar>
+          </w:tcPr>
+          <w:p>
+            <w:pPr>
+              <w:spacing w:after="0" w:before="0"/>
+            </w:pPr>
+            <w:r>
+              <w:rPr>
+                <w:b/>
+                <w:bCs/>
+                <w:color w:val="0F2B3C"/>
+                <w:sz w:val="18"/>
+                <w:szCs w:val="18"/>
+              </w:rPr>
+              <w:t xml:space="preserve">☐ 3. Calculations Double-Checked</w:t>
+            </w:r>
+          </w:p>
+        </w:tc>
+      </w:tr>
+    </w:tbl>
     <w:p>
       <w:pPr>
         <w:spacing w:after="60" w:before="120"/>
